--- a/Documentation_Reviva.docx
+++ b/Documentation_Reviva.docx
@@ -9,26 +9,92 @@
           <w:bCs/>
           <w:sz w:val="28"/>
           <w:szCs w:val="28"/>
-        </w:rPr>
-      </w:pPr>
-      <w:r>
+          <w:lang w:val="en-US"/>
+        </w:rPr>
+      </w:pPr>
+    </w:p>
+    <w:p>
+      <w:pPr>
+        <w:jc w:val="center"/>
+        <w:rPr>
+          <w:b/>
+          <w:bCs/>
+          <w:sz w:val="36"/>
+          <w:szCs w:val="36"/>
+        </w:rPr>
+      </w:pPr>
+      <w:r>
+        <w:rPr>
+          <w:b/>
+          <w:bCs/>
+          <w:sz w:val="36"/>
+          <w:szCs w:val="36"/>
+        </w:rPr>
+        <w:t>Reviva Velas — E-Commerce Artesanal</w:t>
+      </w:r>
+    </w:p>
+    <w:p>
+      <w:pPr>
+        <w:jc w:val="center"/>
+        <w:rPr>
+          <w:b/>
+          <w:bCs/>
+          <w:sz w:val="36"/>
+          <w:szCs w:val="36"/>
+        </w:rPr>
+      </w:pPr>
+    </w:p>
+    <w:p>
+      <w:pPr>
+        <w:jc w:val="center"/>
         <w:rPr>
           <w:b/>
           <w:bCs/>
           <w:sz w:val="28"/>
           <w:szCs w:val="28"/>
         </w:rPr>
-        <w:t>SOBRE</w:t>
-      </w:r>
-    </w:p>
-    <w:p/>
-    <w:p>
-      <w:r>
-        <w:t>O Reviva Velas é um E-Commerce de produtos artesanais feito à mão. Os produtos são velas, home-sprays e difusores para carros e cômodos. As velas são feitas com ceras 100% vegetal, ingredientes de alta qualidade com pesos medidos em Gramas (G).  Cada produto possui um cuidado especializado para garantir uma boa durabilidade e qualidade durante o uso. Abaixo estarão disponíveis mais informações e links sobre o projeto.</w:t>
-      </w:r>
-    </w:p>
-    <w:p/>
-    <w:p>
+      </w:pPr>
+      <w:r>
+        <w:rPr>
+          <w:b/>
+          <w:bCs/>
+          <w:sz w:val="28"/>
+          <w:szCs w:val="28"/>
+        </w:rPr>
+        <w:t>Sobre o Projeto</w:t>
+      </w:r>
+    </w:p>
+    <w:p>
+      <w:pPr>
+        <w:jc w:val="both"/>
+      </w:pPr>
+      <w:r>
+        <w:t xml:space="preserve">O Reviva Velas é um e-commerce especializado em produtos artesanais feitos à mão, incluindo velas aromáticas (produzidas com cera 100% vegetal e peso medido em gramas), </w:t>
+      </w:r>
+      <w:r>
+        <w:rPr>
+          <w:i/>
+          <w:iCs/>
+        </w:rPr>
+        <w:t>home-sprays</w:t>
+      </w:r>
+      <w:r>
+        <w:t xml:space="preserve"> e difusores para ambientes e veículos. Cada produto conta com um cuidado especializado para garantir máxima durabilidade e qualidade.</w:t>
+      </w:r>
+    </w:p>
+    <w:p>
+      <w:pPr>
+        <w:jc w:val="both"/>
+      </w:pPr>
+    </w:p>
+    <w:p>
+      <w:pPr>
+        <w:numPr>
+          <w:ilvl w:val="0"/>
+          <w:numId w:val="3"/>
+        </w:numPr>
+        <w:jc w:val="both"/>
+      </w:pPr>
       <w:proofErr w:type="spellStart"/>
       <w:r>
         <w:t>Figma</w:t>
@@ -37,76 +103,77 @@
       <w:r>
         <w:t xml:space="preserve"> (Vetorização de logo): </w:t>
       </w:r>
-      <w:hyperlink r:id="rId4" w:history="1">
+      <w:hyperlink r:id="rId5" w:tgtFrame="_blank" w:history="1">
         <w:r>
           <w:rPr>
             <w:rStyle w:val="Hyperlink"/>
           </w:rPr>
-          <w:t>https://www.figma.com/revivavelas</w:t>
+          <w:t xml:space="preserve">Link do </w:t>
         </w:r>
-      </w:hyperlink>
-      <w:r>
-        <w:t>;</w:t>
-      </w:r>
-    </w:p>
-    <w:p>
-      <w:r>
-        <w:t xml:space="preserve">Site Oficial: </w:t>
-      </w:r>
-      <w:hyperlink r:id="rId5" w:history="1">
+        <w:proofErr w:type="spellStart"/>
         <w:r>
           <w:rPr>
             <w:rStyle w:val="Hyperlink"/>
           </w:rPr>
-          <w:t>https://www.revivavelas.com.br</w:t>
+          <w:t>Figma</w:t>
         </w:r>
+        <w:proofErr w:type="spellEnd"/>
       </w:hyperlink>
-      <w:r>
-        <w:t>.</w:t>
-      </w:r>
-    </w:p>
-    <w:p/>
-    <w:p>
-      <w:r>
-        <w:t xml:space="preserve">A plataforma está hospedada na Google Search Console para análise de desempenho e separada em duas Clouds como </w:t>
-      </w:r>
-      <w:proofErr w:type="spellStart"/>
-      <w:r>
-        <w:t>Vercel</w:t>
-      </w:r>
-      <w:proofErr w:type="spellEnd"/>
-      <w:r>
-        <w:t xml:space="preserve"> e Render.</w:t>
-      </w:r>
-    </w:p>
-    <w:p/>
-    <w:p>
-      <w:r>
-        <w:t>Hospedagem Back-</w:t>
-      </w:r>
-      <w:proofErr w:type="spellStart"/>
-      <w:r>
-        <w:t>End</w:t>
-      </w:r>
-      <w:proofErr w:type="spellEnd"/>
-      <w:r>
-        <w:t xml:space="preserve"> (Lógica e segurança):  </w:t>
-      </w:r>
-      <w:hyperlink r:id="rId6" w:history="1">
+    </w:p>
+    <w:p>
+      <w:pPr>
+        <w:numPr>
+          <w:ilvl w:val="0"/>
+          <w:numId w:val="3"/>
+        </w:numPr>
+        <w:jc w:val="both"/>
+      </w:pPr>
+      <w:r>
+        <w:t xml:space="preserve">Site Oficial: </w:t>
+      </w:r>
+      <w:hyperlink r:id="rId6" w:tgtFrame="_blank" w:history="1">
         <w:r>
           <w:rPr>
             <w:rStyle w:val="Hyperlink"/>
           </w:rPr>
-          <w:t>https://www.render.com</w:t>
+          <w:t>revivavelas.com.br</w:t>
         </w:r>
       </w:hyperlink>
-      <w:r>
-        <w:t>;</w:t>
-      </w:r>
-    </w:p>
-    <w:p>
-      <w:r>
-        <w:t>Hospedagem Front-</w:t>
+    </w:p>
+    <w:p>
+      <w:pPr>
+        <w:numPr>
+          <w:ilvl w:val="0"/>
+          <w:numId w:val="3"/>
+        </w:numPr>
+        <w:jc w:val="both"/>
+      </w:pPr>
+      <w:r>
+        <w:t>Monitoramento: Integrado ao Google Search Console.</w:t>
+      </w:r>
+    </w:p>
+    <w:p>
+      <w:pPr>
+        <w:numPr>
+          <w:ilvl w:val="0"/>
+          <w:numId w:val="3"/>
+        </w:numPr>
+        <w:jc w:val="both"/>
+      </w:pPr>
+      <w:r>
+        <w:t>Hospedagem:</w:t>
+      </w:r>
+    </w:p>
+    <w:p>
+      <w:pPr>
+        <w:numPr>
+          <w:ilvl w:val="1"/>
+          <w:numId w:val="3"/>
+        </w:numPr>
+        <w:jc w:val="both"/>
+      </w:pPr>
+      <w:r>
+        <w:t>Back-</w:t>
       </w:r>
       <w:proofErr w:type="spellStart"/>
       <w:r>
@@ -114,457 +181,2365 @@
       </w:r>
       <w:proofErr w:type="spellEnd"/>
       <w:r>
-        <w:t xml:space="preserve"> (Interface e visual): </w:t>
-      </w:r>
-      <w:hyperlink r:id="rId7" w:history="1">
+        <w:t xml:space="preserve">: </w:t>
+      </w:r>
+      <w:hyperlink r:id="rId7" w:tgtFrame="_blank" w:history="1">
         <w:r>
           <w:rPr>
             <w:rStyle w:val="Hyperlink"/>
           </w:rPr>
-          <w:t>https://www.ver</w:t>
+          <w:t>Render</w:t>
         </w:r>
+      </w:hyperlink>
+    </w:p>
+    <w:p>
+      <w:pPr>
+        <w:numPr>
+          <w:ilvl w:val="1"/>
+          <w:numId w:val="3"/>
+        </w:numPr>
+        <w:jc w:val="both"/>
+      </w:pPr>
+      <w:r>
+        <w:t>Front-</w:t>
+      </w:r>
+      <w:proofErr w:type="spellStart"/>
+      <w:r>
+        <w:t>End</w:t>
+      </w:r>
+      <w:proofErr w:type="spellEnd"/>
+      <w:r>
+        <w:t xml:space="preserve">: </w:t>
+      </w:r>
+      <w:hyperlink r:id="rId8" w:tgtFrame="_blank" w:history="1">
+        <w:proofErr w:type="spellStart"/>
         <w:r>
           <w:rPr>
             <w:rStyle w:val="Hyperlink"/>
           </w:rPr>
-          <w:t>c</w:t>
+          <w:t>Vercel</w:t>
         </w:r>
+        <w:proofErr w:type="spellEnd"/>
+      </w:hyperlink>
+    </w:p>
+    <w:p>
+      <w:pPr>
+        <w:ind w:left="1440"/>
+      </w:pPr>
+    </w:p>
+    <w:p>
+      <w:pPr>
+        <w:jc w:val="center"/>
+        <w:rPr>
+          <w:b/>
+          <w:bCs/>
+          <w:sz w:val="28"/>
+          <w:szCs w:val="28"/>
+        </w:rPr>
+      </w:pPr>
+      <w:r>
+        <w:rPr>
+          <w:b/>
+          <w:bCs/>
+          <w:sz w:val="28"/>
+          <w:szCs w:val="28"/>
+        </w:rPr>
+        <w:t>Identidade Visual</w:t>
+      </w:r>
+    </w:p>
+    <w:p>
+      <w:pPr>
+        <w:rPr>
+          <w:b/>
+          <w:bCs/>
+        </w:rPr>
+      </w:pPr>
+      <w:r>
+        <w:rPr>
+          <w:b/>
+          <w:bCs/>
+        </w:rPr>
+        <w:t>Cores Principais</w:t>
+      </w:r>
+    </w:p>
+    <w:p>
+      <w:pPr>
+        <w:numPr>
+          <w:ilvl w:val="0"/>
+          <w:numId w:val="4"/>
+        </w:numPr>
+        <w:jc w:val="both"/>
+      </w:pPr>
+      <w:r>
+        <w:t>Geral: #f8fbff, #eef6ff, #dbeafe, #bfdbfe, #ffffff</w:t>
+      </w:r>
+    </w:p>
+    <w:p>
+      <w:pPr>
+        <w:numPr>
+          <w:ilvl w:val="0"/>
+          <w:numId w:val="4"/>
+        </w:numPr>
+        <w:jc w:val="both"/>
+      </w:pPr>
+      <w:r>
+        <w:t>Detalhes: #93c5fd, #38bdf8, #8c8c8c, #000000</w:t>
+      </w:r>
+    </w:p>
+    <w:p>
+      <w:pPr>
+        <w:numPr>
+          <w:ilvl w:val="0"/>
+          <w:numId w:val="4"/>
+        </w:numPr>
+        <w:jc w:val="both"/>
+      </w:pPr>
+      <w:r>
+        <w:t>Botões e Links: #60a5fa, #2563eb, #1d4ed8</w:t>
+      </w:r>
+    </w:p>
+    <w:p>
+      <w:pPr>
+        <w:numPr>
+          <w:ilvl w:val="0"/>
+          <w:numId w:val="4"/>
+        </w:numPr>
+        <w:jc w:val="both"/>
+      </w:pPr>
+      <w:r>
+        <w:t>Rodapé: #0f172a</w:t>
+      </w:r>
+    </w:p>
+    <w:p>
+      <w:pPr>
+        <w:numPr>
+          <w:ilvl w:val="0"/>
+          <w:numId w:val="4"/>
+        </w:numPr>
+        <w:jc w:val="both"/>
+      </w:pPr>
+      <w:r>
+        <w:t>Feedback (Sucesso/Erro): Sucesso (#22c55e / Fundo #e7fff0) | Erro (#ef4444 / Fundo #ffe3e3)</w:t>
+      </w:r>
+    </w:p>
+    <w:p>
+      <w:pPr>
+        <w:numPr>
+          <w:ilvl w:val="0"/>
+          <w:numId w:val="4"/>
+        </w:numPr>
+        <w:jc w:val="both"/>
+      </w:pPr>
+      <w:r>
+        <w:t>Acessibilidade: Toolbar (#dddddd, #f0f0f0, #cccccc, #333333, #2b7a78)</w:t>
+      </w:r>
+    </w:p>
+    <w:p>
+      <w:pPr>
+        <w:numPr>
+          <w:ilvl w:val="0"/>
+          <w:numId w:val="4"/>
+        </w:numPr>
+        <w:jc w:val="both"/>
+      </w:pPr>
+      <w:r>
+        <w:t>Alto Contraste: Fundo (#000000), Texto/Bordas (#ffff00), Links (#00ffff)</w:t>
+      </w:r>
+    </w:p>
+    <w:p>
+      <w:pPr>
+        <w:ind w:left="720"/>
+        <w:rPr>
+          <w:sz w:val="28"/>
+          <w:szCs w:val="28"/>
+        </w:rPr>
+      </w:pPr>
+    </w:p>
+    <w:p>
+      <w:pPr>
+        <w:jc w:val="center"/>
+        <w:rPr>
+          <w:b/>
+          <w:bCs/>
+          <w:sz w:val="28"/>
+          <w:szCs w:val="28"/>
+        </w:rPr>
+      </w:pPr>
+      <w:proofErr w:type="spellStart"/>
+      <w:r>
+        <w:rPr>
+          <w:rFonts w:ascii="Segoe UI Emoji" w:hAnsi="Segoe UI Emoji" w:cs="Segoe UI Emoji"/>
+          <w:b/>
+          <w:bCs/>
+          <w:sz w:val="28"/>
+          <w:szCs w:val="28"/>
+        </w:rPr>
+        <w:t>T</w:t>
+      </w:r>
+      <w:r>
+        <w:rPr>
+          <w:b/>
+          <w:bCs/>
+          <w:sz w:val="28"/>
+          <w:szCs w:val="28"/>
+        </w:rPr>
+        <w:t>ecnogias</w:t>
+      </w:r>
+      <w:proofErr w:type="spellEnd"/>
+      <w:r>
+        <w:rPr>
+          <w:b/>
+          <w:bCs/>
+          <w:sz w:val="28"/>
+          <w:szCs w:val="28"/>
+        </w:rPr>
+        <w:t xml:space="preserve"> e Ferramentas</w:t>
+      </w:r>
+    </w:p>
+    <w:p>
+      <w:pPr>
+        <w:rPr>
+          <w:b/>
+          <w:bCs/>
+        </w:rPr>
+      </w:pPr>
+      <w:r>
+        <w:rPr>
+          <w:b/>
+          <w:bCs/>
+        </w:rPr>
+        <w:lastRenderedPageBreak/>
+        <w:t>Front-</w:t>
+      </w:r>
+      <w:proofErr w:type="spellStart"/>
+      <w:r>
+        <w:rPr>
+          <w:b/>
+          <w:bCs/>
+        </w:rPr>
+        <w:t>End</w:t>
+      </w:r>
+      <w:proofErr w:type="spellEnd"/>
+    </w:p>
+    <w:p>
+      <w:pPr>
+        <w:numPr>
+          <w:ilvl w:val="0"/>
+          <w:numId w:val="5"/>
+        </w:numPr>
+      </w:pPr>
+      <w:r>
+        <w:t>Node.js: 22.23.2</w:t>
+      </w:r>
+    </w:p>
+    <w:p>
+      <w:pPr>
+        <w:numPr>
+          <w:ilvl w:val="0"/>
+          <w:numId w:val="5"/>
+        </w:numPr>
+      </w:pPr>
+      <w:r>
+        <w:t>Angular: 17.3.0</w:t>
+      </w:r>
+    </w:p>
+    <w:p>
+      <w:pPr>
+        <w:numPr>
+          <w:ilvl w:val="0"/>
+          <w:numId w:val="5"/>
+        </w:numPr>
+      </w:pPr>
+      <w:proofErr w:type="spellStart"/>
+      <w:r>
+        <w:t>TypeScript</w:t>
+      </w:r>
+      <w:proofErr w:type="spellEnd"/>
+      <w:r>
+        <w:t>: 5.4.2</w:t>
+      </w:r>
+    </w:p>
+    <w:p>
+      <w:pPr>
+        <w:numPr>
+          <w:ilvl w:val="0"/>
+          <w:numId w:val="5"/>
+        </w:numPr>
+      </w:pPr>
+      <w:r>
+        <w:t xml:space="preserve">SCSS (Dart </w:t>
+      </w:r>
+      <w:proofErr w:type="spellStart"/>
+      <w:r>
+        <w:t>Sass</w:t>
+      </w:r>
+      <w:proofErr w:type="spellEnd"/>
+      <w:r>
+        <w:t>): 1.102.0</w:t>
+      </w:r>
+    </w:p>
+    <w:p>
+      <w:pPr>
+        <w:ind w:left="720"/>
+      </w:pPr>
+    </w:p>
+    <w:p>
+      <w:pPr>
+        <w:rPr>
+          <w:b/>
+          <w:bCs/>
+        </w:rPr>
+      </w:pPr>
+      <w:r>
+        <w:rPr>
+          <w:b/>
+          <w:bCs/>
+        </w:rPr>
+        <w:t>Back-</w:t>
+      </w:r>
+      <w:proofErr w:type="spellStart"/>
+      <w:r>
+        <w:rPr>
+          <w:b/>
+          <w:bCs/>
+        </w:rPr>
+        <w:t>End</w:t>
+      </w:r>
+      <w:proofErr w:type="spellEnd"/>
+    </w:p>
+    <w:p>
+      <w:pPr>
+        <w:numPr>
+          <w:ilvl w:val="0"/>
+          <w:numId w:val="6"/>
+        </w:numPr>
+      </w:pPr>
+      <w:r>
+        <w:t>Java: 21</w:t>
+      </w:r>
+    </w:p>
+    <w:p>
+      <w:pPr>
+        <w:numPr>
+          <w:ilvl w:val="0"/>
+          <w:numId w:val="6"/>
+        </w:numPr>
+      </w:pPr>
+      <w:r>
+        <w:t>Spring Boot: 3.3.2</w:t>
+      </w:r>
+    </w:p>
+    <w:p>
+      <w:pPr>
+        <w:numPr>
+          <w:ilvl w:val="0"/>
+          <w:numId w:val="6"/>
+        </w:numPr>
+      </w:pPr>
+      <w:proofErr w:type="spellStart"/>
+      <w:r>
+        <w:t>Maven</w:t>
+      </w:r>
+      <w:proofErr w:type="spellEnd"/>
+      <w:r>
+        <w:t>: 4.0.0</w:t>
+      </w:r>
+    </w:p>
+    <w:p>
+      <w:pPr>
+        <w:numPr>
+          <w:ilvl w:val="0"/>
+          <w:numId w:val="6"/>
+        </w:numPr>
+      </w:pPr>
+      <w:r>
+        <w:t>SDK Mercado Pago: 2.1.16</w:t>
+      </w:r>
+    </w:p>
+    <w:p>
+      <w:pPr>
+        <w:numPr>
+          <w:ilvl w:val="0"/>
+          <w:numId w:val="6"/>
+        </w:numPr>
+      </w:pPr>
+      <w:proofErr w:type="spellStart"/>
+      <w:r>
+        <w:t>SpringDoc</w:t>
+      </w:r>
+      <w:proofErr w:type="spellEnd"/>
+      <w:r>
+        <w:t xml:space="preserve"> (</w:t>
+      </w:r>
+      <w:proofErr w:type="spellStart"/>
+      <w:r>
+        <w:t>OpenAPI</w:t>
+      </w:r>
+      <w:proofErr w:type="spellEnd"/>
+      <w:r>
+        <w:t>/Swagger): 2.5.0</w:t>
+      </w:r>
+    </w:p>
+    <w:p>
+      <w:pPr>
+        <w:ind w:left="720"/>
+      </w:pPr>
+    </w:p>
+    <w:p>
+      <w:pPr>
+        <w:rPr>
+          <w:b/>
+          <w:bCs/>
+        </w:rPr>
+      </w:pPr>
+      <w:r>
+        <w:rPr>
+          <w:b/>
+          <w:bCs/>
+        </w:rPr>
+        <w:t>Versionamento e Infraestrutura</w:t>
+      </w:r>
+    </w:p>
+    <w:p>
+      <w:pPr>
+        <w:numPr>
+          <w:ilvl w:val="0"/>
+          <w:numId w:val="7"/>
+        </w:numPr>
+      </w:pPr>
+      <w:r>
+        <w:t>Docker: 29.7.1</w:t>
+      </w:r>
+    </w:p>
+    <w:p>
+      <w:pPr>
+        <w:numPr>
+          <w:ilvl w:val="0"/>
+          <w:numId w:val="7"/>
+        </w:numPr>
+      </w:pPr>
+      <w:proofErr w:type="spellStart"/>
+      <w:r>
+        <w:t>Git</w:t>
+      </w:r>
+      <w:proofErr w:type="spellEnd"/>
+      <w:r>
+        <w:t>: 2.54.0</w:t>
+      </w:r>
+    </w:p>
+    <w:p>
+      <w:pPr>
+        <w:ind w:left="720"/>
+      </w:pPr>
+    </w:p>
+    <w:p>
+      <w:pPr>
+        <w:jc w:val="center"/>
+        <w:rPr>
+          <w:b/>
+          <w:bCs/>
+          <w:sz w:val="28"/>
+          <w:szCs w:val="28"/>
+        </w:rPr>
+      </w:pPr>
+      <w:r>
+        <w:rPr>
+          <w:b/>
+          <w:bCs/>
+          <w:sz w:val="28"/>
+          <w:szCs w:val="28"/>
+        </w:rPr>
+        <w:t>Funcionalidades</w:t>
+      </w:r>
+    </w:p>
+    <w:p>
+      <w:pPr>
+        <w:jc w:val="center"/>
+        <w:rPr>
+          <w:b/>
+          <w:bCs/>
+        </w:rPr>
+      </w:pPr>
+    </w:p>
+    <w:p>
+      <w:pPr>
+        <w:rPr>
+          <w:b/>
+          <w:bCs/>
+        </w:rPr>
+      </w:pPr>
+      <w:r>
+        <w:rPr>
+          <w:b/>
+          <w:bCs/>
+        </w:rPr>
+        <w:t>Interface &amp; Acessibilidade</w:t>
+      </w:r>
+    </w:p>
+    <w:p>
+      <w:pPr>
+        <w:numPr>
+          <w:ilvl w:val="0"/>
+          <w:numId w:val="8"/>
+        </w:numPr>
+        <w:jc w:val="both"/>
+      </w:pPr>
+      <w:r>
+        <w:t>Pagamento via Cartão de Crédito/Débito e PIX (Mercado Pago).</w:t>
+      </w:r>
+    </w:p>
+    <w:p>
+      <w:pPr>
+        <w:numPr>
+          <w:ilvl w:val="0"/>
+          <w:numId w:val="8"/>
+        </w:numPr>
+        <w:jc w:val="both"/>
+      </w:pPr>
+      <w:r>
+        <w:t>Suporte à Libras e navegação completa por teclado (TAB).</w:t>
+      </w:r>
+    </w:p>
+    <w:p>
+      <w:pPr>
+        <w:numPr>
+          <w:ilvl w:val="0"/>
+          <w:numId w:val="8"/>
+        </w:numPr>
+        <w:jc w:val="both"/>
+      </w:pPr>
+      <w:r>
+        <w:t>Leitor de texto por voz e tamanho de fonte ajustável.</w:t>
+      </w:r>
+    </w:p>
+    <w:p>
+      <w:pPr>
+        <w:numPr>
+          <w:ilvl w:val="0"/>
+          <w:numId w:val="8"/>
+        </w:numPr>
+        <w:jc w:val="both"/>
+      </w:pPr>
+      <w:r>
+        <w:t>Modo Alto Contraste.</w:t>
+      </w:r>
+    </w:p>
+    <w:p>
+      <w:pPr>
+        <w:ind w:left="720"/>
+      </w:pPr>
+    </w:p>
+    <w:p>
+      <w:pPr>
+        <w:rPr>
+          <w:b/>
+          <w:bCs/>
+        </w:rPr>
+      </w:pPr>
+      <w:r>
+        <w:rPr>
+          <w:b/>
+          <w:bCs/>
+        </w:rPr>
+        <w:t>Lógica &amp; Regras de Negócio</w:t>
+      </w:r>
+    </w:p>
+    <w:p>
+      <w:pPr>
+        <w:numPr>
+          <w:ilvl w:val="0"/>
+          <w:numId w:val="9"/>
+        </w:numPr>
+        <w:jc w:val="both"/>
+      </w:pPr>
+      <w:r>
+        <w:t>Autenticação e criptografia de dados sensíveis.</w:t>
+      </w:r>
+    </w:p>
+    <w:p>
+      <w:pPr>
+        <w:numPr>
+          <w:ilvl w:val="0"/>
+          <w:numId w:val="9"/>
+        </w:numPr>
+        <w:jc w:val="both"/>
+      </w:pPr>
+      <w:r>
+        <w:t>Integração nativa com SDK do Mercado Pago.</w:t>
+      </w:r>
+    </w:p>
+    <w:p>
+      <w:pPr>
+        <w:numPr>
+          <w:ilvl w:val="0"/>
+          <w:numId w:val="9"/>
+        </w:numPr>
+      </w:pPr>
+      <w:r>
+        <w:lastRenderedPageBreak/>
+        <w:t>Cálculo de frete dinamizado por distância e peso total da compra (em gramas).</w:t>
+      </w:r>
+    </w:p>
+    <w:p>
+      <w:pPr>
+        <w:ind w:left="360"/>
+      </w:pPr>
+    </w:p>
+    <w:p>
+      <w:pPr>
+        <w:jc w:val="center"/>
+        <w:rPr>
+          <w:b/>
+          <w:bCs/>
+          <w:sz w:val="28"/>
+          <w:szCs w:val="28"/>
+        </w:rPr>
+      </w:pPr>
+      <w:proofErr w:type="spellStart"/>
+      <w:r>
+        <w:rPr>
+          <w:b/>
+          <w:bCs/>
+          <w:sz w:val="28"/>
+          <w:szCs w:val="28"/>
+        </w:rPr>
+        <w:t>Endpoints</w:t>
+      </w:r>
+      <w:proofErr w:type="spellEnd"/>
+      <w:r>
+        <w:rPr>
+          <w:b/>
+          <w:bCs/>
+          <w:sz w:val="28"/>
+          <w:szCs w:val="28"/>
+        </w:rPr>
+        <w:t xml:space="preserve"> de Desenvolvimento (Local)</w:t>
+      </w:r>
+    </w:p>
+    <w:p>
+      <w:pPr>
+        <w:jc w:val="center"/>
+        <w:rPr>
+          <w:b/>
+          <w:bCs/>
+          <w:sz w:val="28"/>
+          <w:szCs w:val="28"/>
+        </w:rPr>
+      </w:pPr>
+    </w:p>
+    <w:p>
+      <w:pPr>
+        <w:rPr>
+          <w:b/>
+          <w:bCs/>
+        </w:rPr>
+      </w:pPr>
+      <w:r>
+        <w:rPr>
+          <w:b/>
+          <w:bCs/>
+        </w:rPr>
+        <w:t>Front-</w:t>
+      </w:r>
+      <w:proofErr w:type="spellStart"/>
+      <w:r>
+        <w:rPr>
+          <w:b/>
+          <w:bCs/>
+        </w:rPr>
+        <w:t>End</w:t>
+      </w:r>
+      <w:proofErr w:type="spellEnd"/>
+      <w:r>
+        <w:rPr>
+          <w:b/>
+          <w:bCs/>
+        </w:rPr>
+        <w:t xml:space="preserve"> (Angular)</w:t>
+      </w:r>
+    </w:p>
+    <w:p>
+      <w:pPr>
+        <w:numPr>
+          <w:ilvl w:val="0"/>
+          <w:numId w:val="10"/>
+        </w:numPr>
+      </w:pPr>
+      <w:r>
+        <w:t>Página Principal: https://localhost:4200/</w:t>
+      </w:r>
+    </w:p>
+    <w:p>
+      <w:pPr>
+        <w:numPr>
+          <w:ilvl w:val="0"/>
+          <w:numId w:val="10"/>
+        </w:numPr>
+      </w:pPr>
+      <w:r>
+        <w:t>Produtos: https://localhost:4200/produtos</w:t>
+      </w:r>
+    </w:p>
+    <w:p>
+      <w:pPr>
+        <w:numPr>
+          <w:ilvl w:val="0"/>
+          <w:numId w:val="10"/>
+        </w:numPr>
+      </w:pPr>
+      <w:r>
+        <w:t>Carrinho: https://localhost:4200/carrinho</w:t>
+      </w:r>
+    </w:p>
+    <w:p>
+      <w:pPr>
+        <w:numPr>
+          <w:ilvl w:val="0"/>
+          <w:numId w:val="10"/>
+        </w:numPr>
+      </w:pPr>
+      <w:r>
+        <w:t>Checkout (Protegido): https://localhost:4200/checkout</w:t>
+      </w:r>
+    </w:p>
+    <w:p>
+      <w:pPr>
+        <w:numPr>
+          <w:ilvl w:val="0"/>
+          <w:numId w:val="10"/>
+        </w:numPr>
+      </w:pPr>
+      <w:r>
+        <w:t>Sobre: https://localhost:4200/sobre</w:t>
+      </w:r>
+    </w:p>
+    <w:p>
+      <w:pPr>
+        <w:numPr>
+          <w:ilvl w:val="0"/>
+          <w:numId w:val="10"/>
+        </w:numPr>
+      </w:pPr>
+      <w:r>
+        <w:t>Contato: https://localhost:4200/contato</w:t>
+      </w:r>
+    </w:p>
+    <w:p>
+      <w:pPr>
+        <w:ind w:left="720"/>
+        <w:rPr>
+          <w:sz w:val="28"/>
+          <w:szCs w:val="28"/>
+        </w:rPr>
+      </w:pPr>
+    </w:p>
+    <w:p>
+      <w:pPr>
+        <w:rPr>
+          <w:b/>
+          <w:bCs/>
+        </w:rPr>
+      </w:pPr>
+      <w:r>
+        <w:rPr>
+          <w:b/>
+          <w:bCs/>
+        </w:rPr>
+        <w:t>Back-</w:t>
+      </w:r>
+      <w:proofErr w:type="spellStart"/>
+      <w:r>
+        <w:rPr>
+          <w:b/>
+          <w:bCs/>
+        </w:rPr>
+        <w:t>End</w:t>
+      </w:r>
+      <w:proofErr w:type="spellEnd"/>
+      <w:r>
+        <w:rPr>
+          <w:b/>
+          <w:bCs/>
+        </w:rPr>
+        <w:t xml:space="preserve"> (Spring Boot)</w:t>
+      </w:r>
+    </w:p>
+    <w:p>
+      <w:pPr>
+        <w:numPr>
+          <w:ilvl w:val="0"/>
+          <w:numId w:val="11"/>
+        </w:numPr>
+      </w:pPr>
+      <w:r>
+        <w:t>Pedidos: http://localhost:8081/api/pedidos</w:t>
+      </w:r>
+    </w:p>
+    <w:p>
+      <w:pPr>
+        <w:numPr>
+          <w:ilvl w:val="0"/>
+          <w:numId w:val="11"/>
+        </w:numPr>
+      </w:pPr>
+      <w:r>
+        <w:t>Pagamentos: http://localhost:8081/api/pagamentos</w:t>
+      </w:r>
+    </w:p>
+    <w:p>
+      <w:pPr>
+        <w:ind w:left="720"/>
+      </w:pPr>
+    </w:p>
+    <w:p>
+      <w:pPr>
+        <w:jc w:val="center"/>
+        <w:rPr>
+          <w:b/>
+          <w:bCs/>
+          <w:sz w:val="28"/>
+          <w:szCs w:val="28"/>
+        </w:rPr>
+      </w:pPr>
+      <w:r>
+        <w:rPr>
+          <w:b/>
+          <w:bCs/>
+          <w:sz w:val="28"/>
+          <w:szCs w:val="28"/>
+        </w:rPr>
+        <w:t>Execução Local do Sistema</w:t>
+      </w:r>
+    </w:p>
+    <w:p>
+      <w:pPr>
+        <w:jc w:val="center"/>
+        <w:rPr>
+          <w:b/>
+          <w:bCs/>
+          <w:sz w:val="28"/>
+          <w:szCs w:val="28"/>
+        </w:rPr>
+      </w:pPr>
+    </w:p>
+    <w:p>
+      <w:pPr>
+        <w:jc w:val="both"/>
+        <w:rPr>
+          <w:b/>
+          <w:bCs/>
+        </w:rPr>
+      </w:pPr>
+      <w:r>
+        <w:rPr>
+          <w:b/>
+          <w:bCs/>
+        </w:rPr>
+        <w:t>Pré-requisitos Gerais</w:t>
+      </w:r>
+    </w:p>
+    <w:p>
+      <w:pPr>
+        <w:numPr>
+          <w:ilvl w:val="0"/>
+          <w:numId w:val="12"/>
+        </w:numPr>
+        <w:jc w:val="both"/>
+      </w:pPr>
+      <w:proofErr w:type="spellStart"/>
+      <w:r>
+        <w:t>Git</w:t>
+      </w:r>
+      <w:proofErr w:type="spellEnd"/>
+      <w:r>
+        <w:t xml:space="preserve"> instalado na máquina.</w:t>
+      </w:r>
+    </w:p>
+    <w:p>
+      <w:pPr>
+        <w:numPr>
+          <w:ilvl w:val="0"/>
+          <w:numId w:val="12"/>
+        </w:numPr>
+        <w:jc w:val="both"/>
+      </w:pPr>
+      <w:r>
+        <w:t>Docker e Docker Desktop instalados e em execução.</w:t>
+      </w:r>
+    </w:p>
+    <w:p>
+      <w:pPr>
+        <w:ind w:left="720"/>
+        <w:jc w:val="both"/>
+      </w:pPr>
+    </w:p>
+    <w:p>
+      <w:pPr>
+        <w:jc w:val="both"/>
+        <w:rPr>
+          <w:b/>
+          <w:bCs/>
+        </w:rPr>
+      </w:pPr>
+      <w:r>
+        <w:rPr>
+          <w:b/>
+          <w:bCs/>
+        </w:rPr>
+        <w:t>MODO 1: Execução Simplificada via Docker (Recomendado)</w:t>
+      </w:r>
+    </w:p>
+    <w:p>
+      <w:pPr>
+        <w:jc w:val="both"/>
+      </w:pPr>
+      <w:r>
+        <w:t xml:space="preserve">O projeto está totalmente </w:t>
+      </w:r>
+      <w:proofErr w:type="spellStart"/>
+      <w:r>
+        <w:t>containerizado</w:t>
+      </w:r>
+      <w:proofErr w:type="spellEnd"/>
+      <w:r>
+        <w:t xml:space="preserve"> com Docker </w:t>
+      </w:r>
+      <w:proofErr w:type="spellStart"/>
+      <w:r>
+        <w:t>Compose</w:t>
+      </w:r>
+      <w:proofErr w:type="spellEnd"/>
+      <w:r>
+        <w:t>, permitindo subir o banco de dados, o Back-</w:t>
+      </w:r>
+      <w:proofErr w:type="spellStart"/>
+      <w:r>
+        <w:t>End</w:t>
+      </w:r>
+      <w:proofErr w:type="spellEnd"/>
+      <w:r>
+        <w:t xml:space="preserve"> em Spring Boot e o Front-</w:t>
+      </w:r>
+      <w:proofErr w:type="spellStart"/>
+      <w:r>
+        <w:t>End</w:t>
+      </w:r>
+      <w:proofErr w:type="spellEnd"/>
+      <w:r>
+        <w:t xml:space="preserve"> em Angular simultaneamente.</w:t>
+      </w:r>
+    </w:p>
+    <w:p>
+      <w:pPr>
+        <w:jc w:val="both"/>
+      </w:pPr>
+    </w:p>
+    <w:p>
+      <w:pPr>
+        <w:jc w:val="both"/>
+        <w:rPr>
+          <w:b/>
+          <w:bCs/>
+        </w:rPr>
+      </w:pPr>
+      <w:r>
+        <w:rPr>
+          <w:b/>
+          <w:bCs/>
+        </w:rPr>
+        <w:t>1.</w:t>
+      </w:r>
+      <w:r>
+        <w:rPr>
+          <w:b/>
+          <w:bCs/>
+        </w:rPr>
+        <w:t xml:space="preserve"> </w:t>
+      </w:r>
+      <w:r>
+        <w:rPr>
+          <w:b/>
+          <w:bCs/>
+        </w:rPr>
+        <w:t>Clonar o Repositório:</w:t>
+      </w:r>
+      <w:r>
+        <w:rPr>
+          <w:b/>
+          <w:bCs/>
+        </w:rPr>
+        <w:t xml:space="preserve"> </w:t>
+      </w:r>
+      <w:r>
+        <w:rPr>
+          <w:b/>
+          <w:bCs/>
+        </w:rPr>
+        <w:t xml:space="preserve">Válido para Windows, Linux e </w:t>
+      </w:r>
+      <w:proofErr w:type="spellStart"/>
+      <w:r>
+        <w:rPr>
+          <w:b/>
+          <w:bCs/>
+        </w:rPr>
+        <w:t>macOS</w:t>
+      </w:r>
+      <w:proofErr w:type="spellEnd"/>
+      <w:r>
+        <w:rPr>
+          <w:b/>
+          <w:bCs/>
+        </w:rPr>
+        <w:t>.</w:t>
+      </w:r>
+    </w:p>
+    <w:p>
+      <w:pPr>
+        <w:jc w:val="both"/>
+      </w:pPr>
+      <w:r>
+        <w:lastRenderedPageBreak/>
+        <w:t xml:space="preserve">Execute o comando no terminal (Prompt de Comando, </w:t>
+      </w:r>
+      <w:proofErr w:type="spellStart"/>
+      <w:r>
+        <w:t>PowerShell</w:t>
+      </w:r>
+      <w:proofErr w:type="spellEnd"/>
+      <w:r>
+        <w:t>, Terminal Linux ou iTerm2 no Mac):</w:t>
+      </w:r>
+    </w:p>
+    <w:p/>
+    <w:p>
+      <w:pPr>
+        <w:rPr>
+          <w:b/>
+          <w:bCs/>
+          <w:lang w:val="en-US"/>
+        </w:rPr>
+      </w:pPr>
+      <w:r>
+        <w:rPr>
+          <w:b/>
+          <w:bCs/>
+          <w:lang w:val="en-US"/>
+        </w:rPr>
+        <w:t>git clone https://github.com/</w:t>
+      </w:r>
+      <w:r>
+        <w:rPr>
+          <w:b/>
+          <w:bCs/>
+          <w:lang w:val="en-US"/>
+        </w:rPr>
+        <w:t>kauanvinicius9</w:t>
+      </w:r>
+      <w:r>
+        <w:rPr>
+          <w:b/>
+          <w:bCs/>
+          <w:lang w:val="en-US"/>
+        </w:rPr>
+        <w:t>/</w:t>
+      </w:r>
+      <w:r>
+        <w:rPr>
+          <w:b/>
+          <w:bCs/>
+          <w:lang w:val="en-US"/>
+        </w:rPr>
+        <w:t>candles</w:t>
+      </w:r>
+      <w:r>
+        <w:rPr>
+          <w:b/>
+          <w:bCs/>
+          <w:lang w:val="en-US"/>
+        </w:rPr>
+        <w:t>.git</w:t>
+      </w:r>
+    </w:p>
+    <w:p>
+      <w:pPr>
+        <w:rPr>
+          <w:b/>
+          <w:bCs/>
+        </w:rPr>
+      </w:pPr>
+      <w:proofErr w:type="spellStart"/>
+      <w:r>
+        <w:rPr>
+          <w:b/>
+          <w:bCs/>
+        </w:rPr>
+        <w:t>cd</w:t>
+      </w:r>
+      <w:proofErr w:type="spellEnd"/>
+      <w:r>
+        <w:rPr>
+          <w:b/>
+          <w:bCs/>
+        </w:rPr>
+        <w:t xml:space="preserve"> </w:t>
+      </w:r>
+      <w:proofErr w:type="spellStart"/>
+      <w:r>
+        <w:rPr>
+          <w:b/>
+          <w:bCs/>
+        </w:rPr>
+        <w:t>candles</w:t>
+      </w:r>
+      <w:proofErr w:type="spellEnd"/>
+    </w:p>
+    <w:p>
+      <w:pPr>
+        <w:rPr>
+          <w:b/>
+          <w:bCs/>
+          <w:sz w:val="28"/>
+          <w:szCs w:val="28"/>
+        </w:rPr>
+      </w:pPr>
+    </w:p>
+    <w:p>
+      <w:pPr>
+        <w:jc w:val="both"/>
+        <w:rPr>
+          <w:b/>
+          <w:bCs/>
+        </w:rPr>
+      </w:pPr>
+      <w:r>
+        <w:rPr>
+          <w:b/>
+          <w:bCs/>
+        </w:rPr>
+        <w:t>2.</w:t>
+      </w:r>
+      <w:r>
+        <w:rPr>
+          <w:b/>
+          <w:bCs/>
+        </w:rPr>
+        <w:t xml:space="preserve"> </w:t>
+      </w:r>
+      <w:r>
+        <w:rPr>
+          <w:b/>
+          <w:bCs/>
+        </w:rPr>
+        <w:t>Garantir que o Docker está Rodando:</w:t>
+      </w:r>
+      <w:r>
+        <w:rPr>
+          <w:b/>
+          <w:bCs/>
+        </w:rPr>
+        <w:t xml:space="preserve"> </w:t>
+      </w:r>
+      <w:r>
+        <w:rPr>
+          <w:b/>
+          <w:bCs/>
+        </w:rPr>
+        <w:t>Passo específico por sistema operacional.</w:t>
+      </w:r>
+    </w:p>
+    <w:p>
+      <w:pPr>
+        <w:numPr>
+          <w:ilvl w:val="0"/>
+          <w:numId w:val="13"/>
+        </w:numPr>
+        <w:jc w:val="both"/>
+      </w:pPr>
+      <w:r>
+        <w:t xml:space="preserve">Windows / </w:t>
+      </w:r>
+      <w:proofErr w:type="spellStart"/>
+      <w:r>
+        <w:t>macOS</w:t>
+      </w:r>
+      <w:proofErr w:type="spellEnd"/>
+      <w:r>
+        <w:t>: Abra o aplicativo Docker Desktop e aguarde até que o status fique verde (</w:t>
+      </w:r>
+      <w:proofErr w:type="spellStart"/>
+      <w:r>
+        <w:rPr>
+          <w:i/>
+          <w:iCs/>
+        </w:rPr>
+        <w:t>Engine</w:t>
+      </w:r>
+      <w:proofErr w:type="spellEnd"/>
+      <w:r>
+        <w:rPr>
+          <w:i/>
+          <w:iCs/>
+        </w:rPr>
+        <w:t xml:space="preserve"> running</w:t>
+      </w:r>
+      <w:r>
+        <w:t>).</w:t>
+      </w:r>
+    </w:p>
+    <w:p>
+      <w:pPr>
+        <w:numPr>
+          <w:ilvl w:val="0"/>
+          <w:numId w:val="13"/>
+        </w:numPr>
+        <w:jc w:val="both"/>
+      </w:pPr>
+      <w:r>
+        <w:t xml:space="preserve">Linux: Certifique-se de que o </w:t>
+      </w:r>
+      <w:proofErr w:type="spellStart"/>
+      <w:r>
+        <w:t>daemon</w:t>
+      </w:r>
+      <w:proofErr w:type="spellEnd"/>
+      <w:r>
+        <w:t xml:space="preserve"> do Docker está ativo:</w:t>
+      </w:r>
+    </w:p>
+    <w:p>
+      <w:pPr>
+        <w:ind w:left="720"/>
+      </w:pPr>
+    </w:p>
+    <w:p>
+      <w:pPr>
+        <w:jc w:val="both"/>
+        <w:rPr>
+          <w:b/>
+          <w:bCs/>
+          <w:lang w:val="en-US"/>
+        </w:rPr>
+      </w:pPr>
+      <w:proofErr w:type="spellStart"/>
+      <w:r>
+        <w:rPr>
+          <w:b/>
+          <w:bCs/>
+          <w:lang w:val="en-US"/>
+        </w:rPr>
+        <w:t>sudo</w:t>
+      </w:r>
+      <w:proofErr w:type="spellEnd"/>
+      <w:r>
+        <w:rPr>
+          <w:b/>
+          <w:bCs/>
+          <w:lang w:val="en-US"/>
+        </w:rPr>
+        <w:t xml:space="preserve"> </w:t>
+      </w:r>
+      <w:proofErr w:type="spellStart"/>
+      <w:r>
+        <w:rPr>
+          <w:b/>
+          <w:bCs/>
+          <w:lang w:val="en-US"/>
+        </w:rPr>
+        <w:t>systemctl</w:t>
+      </w:r>
+      <w:proofErr w:type="spellEnd"/>
+      <w:r>
+        <w:rPr>
+          <w:b/>
+          <w:bCs/>
+          <w:lang w:val="en-US"/>
+        </w:rPr>
+        <w:t xml:space="preserve"> status docker</w:t>
+      </w:r>
+    </w:p>
+    <w:p>
+      <w:pPr>
+        <w:jc w:val="both"/>
+        <w:rPr>
+          <w:b/>
+          <w:bCs/>
+        </w:rPr>
+      </w:pPr>
+      <w:r>
+        <w:rPr>
+          <w:b/>
+          <w:bCs/>
+        </w:rPr>
+        <w:t xml:space="preserve">Em caso de inatividade: </w:t>
+      </w:r>
+      <w:proofErr w:type="spellStart"/>
+      <w:r>
+        <w:rPr>
+          <w:b/>
+          <w:bCs/>
+        </w:rPr>
+        <w:t>sudo</w:t>
+      </w:r>
+      <w:proofErr w:type="spellEnd"/>
+      <w:r>
+        <w:rPr>
+          <w:b/>
+          <w:bCs/>
+        </w:rPr>
+        <w:t xml:space="preserve"> </w:t>
+      </w:r>
+      <w:proofErr w:type="spellStart"/>
+      <w:r>
+        <w:rPr>
+          <w:b/>
+          <w:bCs/>
+        </w:rPr>
+        <w:t>systemctl</w:t>
+      </w:r>
+      <w:proofErr w:type="spellEnd"/>
+      <w:r>
+        <w:rPr>
+          <w:b/>
+          <w:bCs/>
+        </w:rPr>
+        <w:t xml:space="preserve"> start </w:t>
+      </w:r>
+      <w:proofErr w:type="spellStart"/>
+      <w:r>
+        <w:rPr>
+          <w:b/>
+          <w:bCs/>
+        </w:rPr>
+        <w:t>docker</w:t>
+      </w:r>
+      <w:proofErr w:type="spellEnd"/>
+    </w:p>
+    <w:p>
+      <w:pPr>
+        <w:jc w:val="both"/>
+        <w:rPr>
+          <w:b/>
+          <w:bCs/>
+          <w:sz w:val="28"/>
+          <w:szCs w:val="28"/>
+        </w:rPr>
+      </w:pPr>
+    </w:p>
+    <w:p>
+      <w:pPr>
+        <w:jc w:val="both"/>
+        <w:rPr>
+          <w:b/>
+          <w:bCs/>
+        </w:rPr>
+      </w:pPr>
+      <w:r>
+        <w:rPr>
+          <w:b/>
+          <w:bCs/>
+        </w:rPr>
+        <w:t>3.</w:t>
+      </w:r>
+      <w:r>
+        <w:rPr>
+          <w:b/>
+          <w:bCs/>
+        </w:rPr>
+        <w:t xml:space="preserve"> </w:t>
+      </w:r>
+      <w:r>
+        <w:rPr>
+          <w:b/>
+          <w:bCs/>
+        </w:rPr>
+        <w:t>Construir e Subir os Containers:</w:t>
+      </w:r>
+      <w:r>
+        <w:rPr>
+          <w:b/>
+          <w:bCs/>
+        </w:rPr>
+        <w:t xml:space="preserve"> </w:t>
+      </w:r>
+      <w:r>
+        <w:rPr>
+          <w:b/>
+          <w:bCs/>
+        </w:rPr>
+        <w:t xml:space="preserve">Válido para Windows, Linux e </w:t>
+      </w:r>
+      <w:proofErr w:type="spellStart"/>
+      <w:r>
+        <w:rPr>
+          <w:b/>
+          <w:bCs/>
+        </w:rPr>
+        <w:t>macOS</w:t>
+      </w:r>
+      <w:proofErr w:type="spellEnd"/>
+      <w:r>
+        <w:rPr>
+          <w:b/>
+          <w:bCs/>
+        </w:rPr>
+        <w:t>.</w:t>
+      </w:r>
+    </w:p>
+    <w:p>
+      <w:pPr>
+        <w:jc w:val="both"/>
+      </w:pPr>
+      <w:r>
+        <w:t xml:space="preserve">Na raiz do repositório onde está localizado o arquivo </w:t>
+      </w:r>
+      <w:proofErr w:type="spellStart"/>
+      <w:r>
+        <w:t>docker-compose.yml</w:t>
+      </w:r>
+      <w:proofErr w:type="spellEnd"/>
+      <w:r>
+        <w:t>, execute:</w:t>
+      </w:r>
+    </w:p>
+    <w:p>
+      <w:pPr>
+        <w:jc w:val="both"/>
+      </w:pPr>
+    </w:p>
+    <w:p>
+      <w:pPr>
+        <w:jc w:val="both"/>
+        <w:rPr>
+          <w:b/>
+          <w:bCs/>
+          <w:lang w:val="en-US"/>
+        </w:rPr>
+      </w:pPr>
+      <w:r>
+        <w:rPr>
+          <w:b/>
+          <w:bCs/>
+          <w:lang w:val="en-US"/>
+        </w:rPr>
+        <w:t>docker compose up -d --build</w:t>
+      </w:r>
+    </w:p>
+    <w:p>
+      <w:pPr>
+        <w:jc w:val="both"/>
+      </w:pPr>
+      <w:r>
+        <w:t xml:space="preserve">Nota para Linux: Caso não tenha adicionado seu usuário ao grupo do Docker, adicione </w:t>
+      </w:r>
+      <w:proofErr w:type="spellStart"/>
+      <w:r>
+        <w:t>sudo</w:t>
+      </w:r>
+      <w:proofErr w:type="spellEnd"/>
+      <w:r>
+        <w:t xml:space="preserve"> antes do comando: </w:t>
+      </w:r>
+      <w:proofErr w:type="spellStart"/>
+      <w:r>
+        <w:t>sudo</w:t>
+      </w:r>
+      <w:proofErr w:type="spellEnd"/>
+      <w:r>
+        <w:t xml:space="preserve"> </w:t>
+      </w:r>
+      <w:proofErr w:type="spellStart"/>
+      <w:r>
+        <w:t>docker</w:t>
+      </w:r>
+      <w:proofErr w:type="spellEnd"/>
+      <w:r>
+        <w:t xml:space="preserve"> </w:t>
+      </w:r>
+      <w:proofErr w:type="spellStart"/>
+      <w:r>
+        <w:t>compose</w:t>
+      </w:r>
+      <w:proofErr w:type="spellEnd"/>
+      <w:r>
+        <w:t xml:space="preserve"> </w:t>
+      </w:r>
+      <w:proofErr w:type="spellStart"/>
+      <w:r>
+        <w:t>up</w:t>
+      </w:r>
+      <w:proofErr w:type="spellEnd"/>
+      <w:r>
+        <w:t xml:space="preserve"> -d --build.</w:t>
+      </w:r>
+    </w:p>
+    <w:p>
+      <w:pPr>
+        <w:jc w:val="both"/>
+      </w:pPr>
+    </w:p>
+    <w:p>
+      <w:pPr>
+        <w:jc w:val="both"/>
+        <w:rPr>
+          <w:b/>
+          <w:bCs/>
+        </w:rPr>
+      </w:pPr>
+      <w:r>
+        <w:rPr>
+          <w:b/>
+          <w:bCs/>
+        </w:rPr>
+        <w:t>4.</w:t>
+      </w:r>
+      <w:r>
+        <w:rPr>
+          <w:b/>
+          <w:bCs/>
+        </w:rPr>
+        <w:t xml:space="preserve"> </w:t>
+      </w:r>
+      <w:r>
+        <w:rPr>
+          <w:b/>
+          <w:bCs/>
+        </w:rPr>
+        <w:t>Acessar a Aplicação:</w:t>
+      </w:r>
+      <w:r>
+        <w:rPr>
+          <w:b/>
+          <w:bCs/>
+        </w:rPr>
+        <w:t xml:space="preserve"> </w:t>
+      </w:r>
+      <w:r>
+        <w:rPr>
+          <w:b/>
+          <w:bCs/>
+        </w:rPr>
+        <w:t>Aguarde cerca de 1 minuto para a inicialização total dos serviços.</w:t>
+      </w:r>
+    </w:p>
+    <w:p>
+      <w:pPr>
+        <w:rPr>
+          <w:b/>
+          <w:bCs/>
+        </w:rPr>
+      </w:pPr>
+    </w:p>
+    <w:p>
+      <w:pPr>
+        <w:numPr>
+          <w:ilvl w:val="0"/>
+          <w:numId w:val="14"/>
+        </w:numPr>
+        <w:rPr>
+          <w:lang w:val="en-US"/>
+        </w:rPr>
+      </w:pPr>
+      <w:r>
+        <w:rPr>
+          <w:lang w:val="en-US"/>
+        </w:rPr>
+        <w:t xml:space="preserve">Front-End (Angular): </w:t>
+      </w:r>
+      <w:hyperlink r:id="rId9" w:history="1">
         <w:r>
           <w:rPr>
             <w:rStyle w:val="Hyperlink"/>
+            <w:lang w:val="en-US"/>
           </w:rPr>
-          <w:t>el.app</w:t>
+          <w:t>http://localhost:4200</w:t>
         </w:r>
       </w:hyperlink>
-      <w:r>
-        <w:t>;</w:t>
-      </w:r>
-    </w:p>
-    <w:p>
-      <w:r>
-        <w:t xml:space="preserve">Hospedagem Google Search Console (Desempenho): </w:t>
-      </w:r>
-      <w:hyperlink r:id="rId8" w:history="1">
+    </w:p>
+    <w:p>
+      <w:pPr>
+        <w:numPr>
+          <w:ilvl w:val="0"/>
+          <w:numId w:val="14"/>
+        </w:numPr>
+        <w:rPr>
+          <w:lang w:val="en-US"/>
+        </w:rPr>
+      </w:pPr>
+      <w:r>
+        <w:rPr>
+          <w:lang w:val="en-US"/>
+        </w:rPr>
+        <w:t xml:space="preserve">Back-End API (Spring Boot): </w:t>
+      </w:r>
+      <w:hyperlink r:id="rId10" w:history="1">
         <w:r>
           <w:rPr>
             <w:rStyle w:val="Hyperlink"/>
+            <w:lang w:val="en-US"/>
           </w:rPr>
-          <w:t>https://www.googlesearchconsole.com</w:t>
+          <w:t>http://localhost:8081</w:t>
         </w:r>
       </w:hyperlink>
-      <w:r>
+    </w:p>
+    <w:p>
+      <w:pPr>
+        <w:ind w:left="360"/>
+        <w:rPr>
+          <w:lang w:val="en-US"/>
+        </w:rPr>
+      </w:pPr>
+    </w:p>
+    <w:p>
+      <w:pPr>
+        <w:rPr>
+          <w:b/>
+          <w:bCs/>
+        </w:rPr>
+      </w:pPr>
+      <w:r>
+        <w:rPr>
+          <w:b/>
+          <w:bCs/>
+        </w:rPr>
+        <w:t>5.</w:t>
+      </w:r>
+      <w:r>
+        <w:rPr>
+          <w:b/>
+          <w:bCs/>
+        </w:rPr>
+        <w:t xml:space="preserve"> </w:t>
+      </w:r>
+      <w:r>
+        <w:rPr>
+          <w:b/>
+          <w:bCs/>
+        </w:rPr>
+        <w:t>Parar a Execução:</w:t>
+      </w:r>
+      <w:r>
+        <w:rPr>
+          <w:b/>
+          <w:bCs/>
+        </w:rPr>
+        <w:t xml:space="preserve"> </w:t>
+      </w:r>
+      <w:r>
+        <w:rPr>
+          <w:b/>
+          <w:bCs/>
+        </w:rPr>
+        <w:t>Para encerrar os serviços em segundo plano.</w:t>
+      </w:r>
+    </w:p>
+    <w:p>
+      <w:pPr>
+        <w:rPr>
+          <w:b/>
+          <w:bCs/>
+        </w:rPr>
+      </w:pPr>
+    </w:p>
+    <w:p>
+      <w:pPr>
+        <w:jc w:val="both"/>
+      </w:pPr>
+      <w:r>
+        <w:lastRenderedPageBreak/>
+        <w:t>Para encerrar todos os containers e redes criadas:</w:t>
+      </w:r>
+    </w:p>
+    <w:p>
+      <w:pPr>
+        <w:jc w:val="both"/>
+      </w:pPr>
+    </w:p>
+    <w:p>
+      <w:pPr>
+        <w:rPr>
+          <w:b/>
+          <w:bCs/>
+        </w:rPr>
+      </w:pPr>
+      <w:proofErr w:type="spellStart"/>
+      <w:r>
+        <w:rPr>
+          <w:b/>
+          <w:bCs/>
+        </w:rPr>
+        <w:t>docker</w:t>
+      </w:r>
+      <w:proofErr w:type="spellEnd"/>
+      <w:r>
+        <w:rPr>
+          <w:b/>
+          <w:bCs/>
+        </w:rPr>
+        <w:t xml:space="preserve"> </w:t>
+      </w:r>
+      <w:proofErr w:type="spellStart"/>
+      <w:r>
+        <w:rPr>
+          <w:b/>
+          <w:bCs/>
+        </w:rPr>
+        <w:t>compose</w:t>
+      </w:r>
+      <w:proofErr w:type="spellEnd"/>
+      <w:r>
+        <w:rPr>
+          <w:b/>
+          <w:bCs/>
+        </w:rPr>
+        <w:t xml:space="preserve"> </w:t>
+      </w:r>
+      <w:proofErr w:type="spellStart"/>
+      <w:r>
+        <w:rPr>
+          <w:b/>
+          <w:bCs/>
+        </w:rPr>
+        <w:t>down</w:t>
+      </w:r>
+      <w:proofErr w:type="spellEnd"/>
+    </w:p>
+    <w:p>
+      <w:pPr>
+        <w:rPr>
+          <w:b/>
+          <w:bCs/>
+        </w:rPr>
+      </w:pPr>
+    </w:p>
+    <w:p>
+      <w:pPr>
+        <w:rPr>
+          <w:b/>
+          <w:bCs/>
+        </w:rPr>
+      </w:pPr>
+      <w:r>
+        <w:rPr>
+          <w:b/>
+          <w:bCs/>
+        </w:rPr>
+        <w:t>MODO 2: Execução Manual Sem Docker (Ambiente Local)</w:t>
+      </w:r>
+    </w:p>
+    <w:p>
+      <w:r>
+        <w:t>Caso prefira rodar as aplicações nativamente na sua máquina sem usar o Docker:</w:t>
+      </w:r>
+    </w:p>
+    <w:p/>
+    <w:p>
+      <w:pPr>
+        <w:rPr>
+          <w:b/>
+          <w:bCs/>
+        </w:rPr>
+      </w:pPr>
+      <w:r>
+        <w:rPr>
+          <w:b/>
+          <w:bCs/>
+        </w:rPr>
+        <w:t>1. Pré-requisitos de Desenvolvimento</w:t>
+      </w:r>
+    </w:p>
+    <w:p>
+      <w:pPr>
+        <w:numPr>
+          <w:ilvl w:val="0"/>
+          <w:numId w:val="15"/>
+        </w:numPr>
+      </w:pPr>
+      <w:r>
+        <w:t>JDK 21 instalado (</w:t>
+      </w:r>
+      <w:proofErr w:type="spellStart"/>
+      <w:r>
+        <w:t>java</w:t>
+      </w:r>
+      <w:proofErr w:type="spellEnd"/>
+      <w:r>
+        <w:t xml:space="preserve"> -</w:t>
+      </w:r>
+      <w:proofErr w:type="spellStart"/>
+      <w:r>
+        <w:t>version</w:t>
+      </w:r>
+      <w:proofErr w:type="spellEnd"/>
+      <w:r>
+        <w:t>).</w:t>
+      </w:r>
+    </w:p>
+    <w:p>
+      <w:pPr>
+        <w:numPr>
+          <w:ilvl w:val="0"/>
+          <w:numId w:val="15"/>
+        </w:numPr>
+      </w:pPr>
+      <w:r>
+        <w:t xml:space="preserve">Node.js v22.23.2 e </w:t>
+      </w:r>
+      <w:proofErr w:type="spellStart"/>
+      <w:r>
+        <w:t>npm</w:t>
+      </w:r>
+      <w:proofErr w:type="spellEnd"/>
+      <w:r>
+        <w:t xml:space="preserve"> instalados (node -v).</w:t>
+      </w:r>
+    </w:p>
+    <w:p>
+      <w:pPr>
+        <w:numPr>
+          <w:ilvl w:val="0"/>
+          <w:numId w:val="15"/>
+        </w:numPr>
+      </w:pPr>
+      <w:r>
+        <w:t>Angular CLI 17.3.0 instalado globalmente (</w:t>
+      </w:r>
+      <w:proofErr w:type="spellStart"/>
+      <w:r>
+        <w:t>npm</w:t>
+      </w:r>
+      <w:proofErr w:type="spellEnd"/>
+      <w:r>
+        <w:t xml:space="preserve"> </w:t>
+      </w:r>
+      <w:proofErr w:type="spellStart"/>
+      <w:r>
+        <w:t>install</w:t>
+      </w:r>
+      <w:proofErr w:type="spellEnd"/>
+      <w:r>
+        <w:t xml:space="preserve"> -g @angular/cli@17.3.0).</w:t>
+      </w:r>
+    </w:p>
+    <w:p>
+      <w:pPr>
+        <w:numPr>
+          <w:ilvl w:val="0"/>
+          <w:numId w:val="15"/>
+        </w:numPr>
+      </w:pPr>
+    </w:p>
+    <w:p>
+      <w:pPr>
+        <w:rPr>
+          <w:b/>
+          <w:bCs/>
+          <w:lang w:val="en-US"/>
+        </w:rPr>
+      </w:pPr>
+      <w:r>
+        <w:rPr>
+          <w:b/>
+          <w:bCs/>
+          <w:lang w:val="en-US"/>
+        </w:rPr>
+        <w:t xml:space="preserve">2. </w:t>
+      </w:r>
+      <w:proofErr w:type="spellStart"/>
+      <w:r>
+        <w:rPr>
+          <w:b/>
+          <w:bCs/>
+          <w:lang w:val="en-US"/>
+        </w:rPr>
+        <w:t>Executando</w:t>
+      </w:r>
+      <w:proofErr w:type="spellEnd"/>
+      <w:r>
+        <w:rPr>
+          <w:b/>
+          <w:bCs/>
+          <w:lang w:val="en-US"/>
+        </w:rPr>
+        <w:t xml:space="preserve"> o Back-End (Spring Boot)</w:t>
+      </w:r>
+    </w:p>
+    <w:p>
+      <w:pPr>
+        <w:rPr>
+          <w:b/>
+          <w:bCs/>
+          <w:lang w:val="en-US"/>
+        </w:rPr>
+      </w:pPr>
+    </w:p>
+    <w:p>
+      <w:pPr>
+        <w:numPr>
+          <w:ilvl w:val="0"/>
+          <w:numId w:val="16"/>
+        </w:numPr>
+      </w:pPr>
+      <w:r>
+        <w:t>Windows (</w:t>
+      </w:r>
+      <w:proofErr w:type="spellStart"/>
+      <w:r>
+        <w:t>PowerShell</w:t>
+      </w:r>
+      <w:proofErr w:type="spellEnd"/>
+      <w:r>
+        <w:t>/CMD):</w:t>
+      </w:r>
+    </w:p>
+    <w:p>
+      <w:pPr>
+        <w:rPr>
+          <w:b/>
+          <w:bCs/>
+          <w:lang w:val="en-US"/>
+        </w:rPr>
+      </w:pPr>
+      <w:r>
+        <w:rPr>
+          <w:b/>
+          <w:bCs/>
+          <w:lang w:val="en-US"/>
+        </w:rPr>
+        <w:t>cd backend</w:t>
+      </w:r>
+    </w:p>
+    <w:p>
+      <w:pPr>
+        <w:rPr>
+          <w:lang w:val="en-US"/>
+        </w:rPr>
+      </w:pPr>
+      <w:r>
+        <w:rPr>
+          <w:lang w:val="en-US"/>
+        </w:rPr>
+        <w:t xml:space="preserve">.\mvnw.cmd </w:t>
+      </w:r>
+      <w:proofErr w:type="spellStart"/>
+      <w:r>
+        <w:rPr>
+          <w:lang w:val="en-US"/>
+        </w:rPr>
+        <w:t>spring-</w:t>
+      </w:r>
+      <w:proofErr w:type="gramStart"/>
+      <w:r>
+        <w:rPr>
+          <w:lang w:val="en-US"/>
+        </w:rPr>
+        <w:t>boot:run</w:t>
+      </w:r>
+      <w:proofErr w:type="spellEnd"/>
+      <w:proofErr w:type="gramEnd"/>
+    </w:p>
+    <w:p>
+      <w:pPr>
+        <w:rPr>
+          <w:lang w:val="en-US"/>
+        </w:rPr>
+      </w:pPr>
+    </w:p>
+    <w:p>
+      <w:pPr>
+        <w:numPr>
+          <w:ilvl w:val="0"/>
+          <w:numId w:val="16"/>
+        </w:numPr>
+      </w:pPr>
+      <w:r>
+        <w:t xml:space="preserve">Linux / </w:t>
+      </w:r>
+      <w:proofErr w:type="spellStart"/>
+      <w:r>
+        <w:t>macOS</w:t>
+      </w:r>
+      <w:proofErr w:type="spellEnd"/>
+      <w:r>
+        <w:t>:</w:t>
+      </w:r>
+    </w:p>
+    <w:p>
+      <w:pPr>
+        <w:rPr>
+          <w:b/>
+          <w:bCs/>
+          <w:lang w:val="en-US"/>
+        </w:rPr>
+      </w:pPr>
+      <w:r>
+        <w:rPr>
+          <w:b/>
+          <w:bCs/>
+          <w:lang w:val="en-US"/>
+        </w:rPr>
+        <w:t>cd backend</w:t>
+      </w:r>
+    </w:p>
+    <w:p>
+      <w:pPr>
+        <w:rPr>
+          <w:lang w:val="en-US"/>
+        </w:rPr>
+      </w:pPr>
+      <w:proofErr w:type="spellStart"/>
+      <w:r>
+        <w:rPr>
+          <w:lang w:val="en-US"/>
+        </w:rPr>
+        <w:t>chmod</w:t>
+      </w:r>
+      <w:proofErr w:type="spellEnd"/>
+      <w:r>
+        <w:rPr>
+          <w:lang w:val="en-US"/>
+        </w:rPr>
+        <w:t xml:space="preserve"> +x </w:t>
+      </w:r>
+      <w:proofErr w:type="spellStart"/>
+      <w:r>
+        <w:rPr>
+          <w:lang w:val="en-US"/>
+        </w:rPr>
+        <w:t>mvnw</w:t>
+      </w:r>
+      <w:proofErr w:type="spellEnd"/>
+    </w:p>
+    <w:p>
+      <w:pPr>
+        <w:rPr>
+          <w:lang w:val="en-US"/>
+        </w:rPr>
+      </w:pPr>
+      <w:proofErr w:type="gramStart"/>
+      <w:r>
+        <w:rPr>
+          <w:lang w:val="en-US"/>
+        </w:rPr>
+        <w:t>./</w:t>
+      </w:r>
+      <w:proofErr w:type="spellStart"/>
+      <w:proofErr w:type="gramEnd"/>
+      <w:r>
+        <w:rPr>
+          <w:lang w:val="en-US"/>
+        </w:rPr>
+        <w:t>mvnw</w:t>
+      </w:r>
+      <w:proofErr w:type="spellEnd"/>
+      <w:r>
+        <w:rPr>
+          <w:lang w:val="en-US"/>
+        </w:rPr>
+        <w:t xml:space="preserve"> </w:t>
+      </w:r>
+      <w:proofErr w:type="spellStart"/>
+      <w:r>
+        <w:rPr>
+          <w:lang w:val="en-US"/>
+        </w:rPr>
+        <w:t>spring-</w:t>
+      </w:r>
+      <w:proofErr w:type="gramStart"/>
+      <w:r>
+        <w:rPr>
+          <w:lang w:val="en-US"/>
+        </w:rPr>
+        <w:t>boot:run</w:t>
+      </w:r>
+      <w:proofErr w:type="spellEnd"/>
+      <w:proofErr w:type="gramEnd"/>
+    </w:p>
+    <w:p>
+      <w:pPr>
+        <w:rPr>
+          <w:lang w:val="en-US"/>
+        </w:rPr>
+      </w:pPr>
+    </w:p>
+    <w:p>
+      <w:pPr>
+        <w:rPr>
+          <w:i/>
+          <w:iCs/>
+        </w:rPr>
+      </w:pPr>
+      <w:r>
+        <w:rPr>
+          <w:i/>
+          <w:iCs/>
+        </w:rPr>
+        <w:t xml:space="preserve">A API estará disponível em </w:t>
+      </w:r>
+      <w:hyperlink r:id="rId11" w:history="1">
+        <w:r>
+          <w:rPr>
+            <w:rStyle w:val="Hyperlink"/>
+            <w:i/>
+            <w:iCs/>
+          </w:rPr>
+          <w:t>http://localhost:8081</w:t>
+        </w:r>
+      </w:hyperlink>
+      <w:r>
+        <w:rPr>
+          <w:i/>
+          <w:iCs/>
+        </w:rPr>
         <w:t>.</w:t>
       </w:r>
     </w:p>
-    <w:p>
-      <w:pPr>
-        <w:rPr>
-          <w:b/>
-          <w:bCs/>
+    <w:p/>
+    <w:p>
+      <w:pPr>
+        <w:rPr>
+          <w:b/>
+          <w:bCs/>
+        </w:rPr>
+      </w:pPr>
+      <w:r>
+        <w:rPr>
+          <w:b/>
+          <w:bCs/>
+        </w:rPr>
+        <w:t>3. Executando o Front-</w:t>
+      </w:r>
+      <w:proofErr w:type="spellStart"/>
+      <w:r>
+        <w:rPr>
+          <w:b/>
+          <w:bCs/>
+        </w:rPr>
+        <w:t>End</w:t>
+      </w:r>
+      <w:proofErr w:type="spellEnd"/>
+      <w:r>
+        <w:rPr>
+          <w:b/>
+          <w:bCs/>
+        </w:rPr>
+        <w:t xml:space="preserve"> (Angular)</w:t>
+      </w:r>
+    </w:p>
+    <w:p>
+      <w:pPr>
+        <w:numPr>
+          <w:ilvl w:val="0"/>
+          <w:numId w:val="17"/>
+        </w:numPr>
+      </w:pPr>
+      <w:r>
+        <w:t xml:space="preserve">Windows, Linux e </w:t>
+      </w:r>
+      <w:proofErr w:type="spellStart"/>
+      <w:r>
+        <w:t>macOS</w:t>
+      </w:r>
+      <w:proofErr w:type="spellEnd"/>
+      <w:r>
+        <w:t>:</w:t>
+      </w:r>
+    </w:p>
+    <w:p>
+      <w:pPr>
+        <w:numPr>
+          <w:ilvl w:val="0"/>
+          <w:numId w:val="17"/>
+        </w:numPr>
+      </w:pPr>
+    </w:p>
+    <w:p>
+      <w:pPr>
+        <w:rPr>
+          <w:b/>
+          <w:bCs/>
+        </w:rPr>
+      </w:pPr>
+      <w:proofErr w:type="spellStart"/>
+      <w:r>
+        <w:rPr>
+          <w:b/>
+          <w:bCs/>
+        </w:rPr>
+        <w:lastRenderedPageBreak/>
+        <w:t>cd</w:t>
+      </w:r>
+      <w:proofErr w:type="spellEnd"/>
+      <w:r>
+        <w:rPr>
+          <w:b/>
+          <w:bCs/>
+        </w:rPr>
+        <w:t xml:space="preserve"> </w:t>
+      </w:r>
+      <w:proofErr w:type="spellStart"/>
+      <w:r>
+        <w:rPr>
+          <w:b/>
+          <w:bCs/>
+        </w:rPr>
+        <w:t>frontend</w:t>
+      </w:r>
+      <w:proofErr w:type="spellEnd"/>
+    </w:p>
+    <w:p>
+      <w:proofErr w:type="spellStart"/>
+      <w:r>
+        <w:t>npm</w:t>
+      </w:r>
+      <w:proofErr w:type="spellEnd"/>
+      <w:r>
+        <w:t xml:space="preserve"> </w:t>
+      </w:r>
+      <w:proofErr w:type="spellStart"/>
+      <w:r>
+        <w:t>install</w:t>
+      </w:r>
+      <w:proofErr w:type="spellEnd"/>
+    </w:p>
+    <w:p>
+      <w:proofErr w:type="spellStart"/>
+      <w:r>
+        <w:t>npm</w:t>
+      </w:r>
+      <w:proofErr w:type="spellEnd"/>
+      <w:r>
+        <w:t xml:space="preserve"> start</w:t>
+      </w:r>
+    </w:p>
+    <w:p/>
+    <w:p>
+      <w:pPr>
+        <w:rPr>
+          <w:i/>
+          <w:iCs/>
           <w:sz w:val="28"/>
           <w:szCs w:val="28"/>
         </w:rPr>
       </w:pPr>
-    </w:p>
-    <w:p>
-      <w:pPr>
-        <w:rPr>
-          <w:b/>
-          <w:bCs/>
+      <w:r>
+        <w:rPr>
+          <w:i/>
+          <w:iCs/>
           <w:sz w:val="28"/>
           <w:szCs w:val="28"/>
         </w:rPr>
-      </w:pPr>
-      <w:r>
-        <w:rPr>
-          <w:b/>
-          <w:bCs/>
+        <w:t xml:space="preserve">O site estará disponível em </w:t>
+      </w:r>
+      <w:hyperlink r:id="rId12" w:history="1">
+        <w:r>
+          <w:rPr>
+            <w:rStyle w:val="Hyperlink"/>
+            <w:i/>
+            <w:iCs/>
+            <w:sz w:val="28"/>
+            <w:szCs w:val="28"/>
+          </w:rPr>
+          <w:t>http://localhost:4200</w:t>
+        </w:r>
+      </w:hyperlink>
+      <w:r>
+        <w:rPr>
+          <w:i/>
+          <w:iCs/>
           <w:sz w:val="28"/>
           <w:szCs w:val="28"/>
         </w:rPr>
-        <w:t>ENDPOINTS</w:t>
-      </w:r>
-    </w:p>
-    <w:p>
-      <w:pPr>
-        <w:rPr>
-          <w:b/>
-          <w:bCs/>
-        </w:rPr>
-      </w:pPr>
-    </w:p>
-    <w:p>
-      <w:pPr>
-        <w:rPr>
-          <w:b/>
-          <w:bCs/>
-        </w:rPr>
-      </w:pPr>
-      <w:proofErr w:type="spellStart"/>
-      <w:r>
-        <w:rPr>
-          <w:b/>
-          <w:bCs/>
-        </w:rPr>
-        <w:t>Endpoints</w:t>
-      </w:r>
-      <w:proofErr w:type="spellEnd"/>
-      <w:r>
-        <w:rPr>
-          <w:b/>
-          <w:bCs/>
-        </w:rPr>
-        <w:t xml:space="preserve"> Front-</w:t>
-      </w:r>
-      <w:proofErr w:type="spellStart"/>
-      <w:r>
-        <w:rPr>
-          <w:b/>
-          <w:bCs/>
-        </w:rPr>
-        <w:t>End</w:t>
-      </w:r>
-      <w:proofErr w:type="spellEnd"/>
-      <w:r>
-        <w:rPr>
-          <w:b/>
-          <w:bCs/>
-        </w:rPr>
-        <w:t>, acesso LOCAL para desenvolvimento:</w:t>
-      </w:r>
-    </w:p>
-    <w:p/>
-    <w:p>
-      <w:r>
-        <w:t>Página principal: Reviva | Velas &amp; Aromas</w:t>
-      </w:r>
-    </w:p>
-    <w:p>
-      <w:r>
-        <w:t xml:space="preserve">- </w:t>
-      </w:r>
-      <w:proofErr w:type="gramStart"/>
-      <w:r>
-        <w:t>https:</w:t>
-      </w:r>
-      <w:r>
-        <w:t>//</w:t>
-      </w:r>
-      <w:r>
-        <w:t>localhost:4200</w:t>
-      </w:r>
-      <w:r>
-        <w:t>/</w:t>
-      </w:r>
-      <w:proofErr w:type="gramEnd"/>
-      <w:r>
-        <w:t xml:space="preserve"> </w:t>
-      </w:r>
-    </w:p>
-    <w:p/>
-    <w:p>
-      <w:r>
-        <w:t>Produtos: Produtos | Reviva</w:t>
-      </w:r>
-    </w:p>
-    <w:p>
-      <w:r>
-        <w:t xml:space="preserve">- </w:t>
-      </w:r>
-      <w:proofErr w:type="gramStart"/>
-      <w:r>
-        <w:t>https:</w:t>
-      </w:r>
-      <w:r>
-        <w:t>//</w:t>
-      </w:r>
-      <w:r>
-        <w:t>localhost:4200</w:t>
-      </w:r>
-      <w:r>
-        <w:t>/</w:t>
-      </w:r>
-      <w:r>
-        <w:t>produtos</w:t>
-      </w:r>
-      <w:proofErr w:type="gramEnd"/>
-    </w:p>
-    <w:p/>
-    <w:p>
-      <w:r>
-        <w:lastRenderedPageBreak/>
-        <w:t>Carrinho: Carrinho | Reviva</w:t>
-      </w:r>
-    </w:p>
-    <w:p>
-      <w:pPr>
-        <w:rPr>
-          <w:lang w:val="en-US"/>
-        </w:rPr>
-      </w:pPr>
-      <w:r>
-        <w:rPr>
-          <w:lang w:val="en-US"/>
-        </w:rPr>
-        <w:t>- https://localhost:4200/</w:t>
-      </w:r>
-      <w:r>
-        <w:rPr>
-          <w:lang w:val="en-US"/>
-        </w:rPr>
-        <w:t>ca</w:t>
-      </w:r>
-      <w:r>
-        <w:rPr>
-          <w:lang w:val="en-US"/>
-        </w:rPr>
-        <w:t>rrinho</w:t>
-      </w:r>
-    </w:p>
-    <w:p>
-      <w:pPr>
-        <w:rPr>
-          <w:lang w:val="en-US"/>
-        </w:rPr>
-      </w:pPr>
-    </w:p>
-    <w:p>
-      <w:pPr>
-        <w:rPr>
-          <w:lang w:val="en-US"/>
-        </w:rPr>
-      </w:pPr>
-    </w:p>
-    <w:p>
-      <w:pPr>
-        <w:rPr>
-          <w:lang w:val="en-US"/>
-        </w:rPr>
-      </w:pPr>
-      <w:r>
-        <w:rPr>
-          <w:lang w:val="en-US"/>
-        </w:rPr>
-        <w:t xml:space="preserve">Checkout: Checkout | </w:t>
-      </w:r>
-      <w:proofErr w:type="spellStart"/>
-      <w:r>
-        <w:rPr>
-          <w:lang w:val="en-US"/>
-        </w:rPr>
-        <w:t>Rev</w:t>
-      </w:r>
-      <w:r>
-        <w:rPr>
-          <w:lang w:val="en-US"/>
-        </w:rPr>
-        <w:t>iva</w:t>
-      </w:r>
-      <w:proofErr w:type="spellEnd"/>
-    </w:p>
-    <w:p>
-      <w:r>
-        <w:t xml:space="preserve">- </w:t>
-      </w:r>
-      <w:proofErr w:type="gramStart"/>
-      <w:r>
-        <w:t>https://localhost:4200/</w:t>
-      </w:r>
-      <w:r>
-        <w:t>ch</w:t>
-      </w:r>
-      <w:r>
-        <w:t>eckout</w:t>
-      </w:r>
-      <w:proofErr w:type="gramEnd"/>
-    </w:p>
-    <w:p/>
-    <w:p>
-      <w:r>
-        <w:t>Sobre: Sobre | R</w:t>
-      </w:r>
-      <w:r>
-        <w:t>eviva</w:t>
-      </w:r>
-    </w:p>
-    <w:p>
-      <w:r>
-        <w:t xml:space="preserve">- </w:t>
-      </w:r>
-      <w:proofErr w:type="gramStart"/>
-      <w:r>
-        <w:t>https:</w:t>
-      </w:r>
-      <w:r>
-        <w:t>//</w:t>
-      </w:r>
-      <w:r>
-        <w:t>localhost:4200</w:t>
-      </w:r>
-      <w:r>
-        <w:t>/</w:t>
-      </w:r>
-      <w:r>
-        <w:t>sobre</w:t>
-      </w:r>
-      <w:proofErr w:type="gramEnd"/>
-    </w:p>
-    <w:p/>
-    <w:p>
-      <w:r>
-        <w:t>Contato</w:t>
-      </w:r>
-      <w:r>
-        <w:t xml:space="preserve">: </w:t>
-      </w:r>
-      <w:r>
-        <w:t>Contato</w:t>
-      </w:r>
-      <w:r>
-        <w:t xml:space="preserve"> | R</w:t>
-      </w:r>
-      <w:r>
-        <w:t>eviva</w:t>
-      </w:r>
-    </w:p>
-    <w:p>
-      <w:r>
-        <w:t xml:space="preserve">- </w:t>
-      </w:r>
-      <w:proofErr w:type="gramStart"/>
-      <w:r>
-        <w:t>https:</w:t>
-      </w:r>
-      <w:r>
-        <w:t>//</w:t>
-      </w:r>
-      <w:r>
-        <w:t>localhost:4200</w:t>
-      </w:r>
-      <w:r>
-        <w:t>/</w:t>
-      </w:r>
-      <w:r>
-        <w:t>contato</w:t>
-      </w:r>
-      <w:proofErr w:type="gramEnd"/>
-    </w:p>
-    <w:p/>
-    <w:p>
-      <w:pPr>
-        <w:rPr>
-          <w:b/>
-          <w:bCs/>
-        </w:rPr>
-      </w:pPr>
-      <w:proofErr w:type="spellStart"/>
-      <w:r>
-        <w:rPr>
-          <w:b/>
-          <w:bCs/>
-        </w:rPr>
-        <w:t>Endpoints</w:t>
-      </w:r>
-      <w:proofErr w:type="spellEnd"/>
-      <w:r>
-        <w:rPr>
-          <w:b/>
-          <w:bCs/>
-        </w:rPr>
-        <w:t xml:space="preserve"> </w:t>
-      </w:r>
-      <w:r>
-        <w:rPr>
-          <w:b/>
-          <w:bCs/>
-        </w:rPr>
-        <w:t>Back</w:t>
-      </w:r>
-      <w:r>
-        <w:rPr>
-          <w:b/>
-          <w:bCs/>
-        </w:rPr>
-        <w:t>-</w:t>
-      </w:r>
-      <w:proofErr w:type="spellStart"/>
-      <w:r>
-        <w:rPr>
-          <w:b/>
-          <w:bCs/>
-        </w:rPr>
-        <w:t>End</w:t>
-      </w:r>
-      <w:proofErr w:type="spellEnd"/>
-      <w:r>
-        <w:rPr>
-          <w:b/>
-          <w:bCs/>
-        </w:rPr>
-        <w:t>, acesso LOCAL para desenvolvimento:</w:t>
-      </w:r>
-    </w:p>
-    <w:p/>
-    <w:p>
-      <w:r>
-        <w:t xml:space="preserve">- </w:t>
-      </w:r>
-      <w:proofErr w:type="gramStart"/>
-      <w:r>
-        <w:t>http:</w:t>
-      </w:r>
-      <w:r>
-        <w:t>//</w:t>
-      </w:r>
-      <w:r>
-        <w:t>localhost:8081</w:t>
-      </w:r>
-      <w:r>
-        <w:t>/</w:t>
-      </w:r>
-      <w:r>
-        <w:t>api</w:t>
-      </w:r>
-      <w:r>
-        <w:t>/</w:t>
-      </w:r>
-      <w:r>
-        <w:t>pedidos</w:t>
-      </w:r>
-      <w:proofErr w:type="gramEnd"/>
-    </w:p>
-    <w:p>
-      <w:r>
-        <w:t xml:space="preserve">- </w:t>
-      </w:r>
-      <w:proofErr w:type="gramStart"/>
-      <w:r>
-        <w:t>http:</w:t>
-      </w:r>
-      <w:r>
-        <w:t>//</w:t>
-      </w:r>
-      <w:r>
-        <w:t>localhost:8081</w:t>
-      </w:r>
-      <w:r>
-        <w:t>/</w:t>
-      </w:r>
-      <w:r>
-        <w:t>api</w:t>
-      </w:r>
-      <w:r>
-        <w:t>/</w:t>
-      </w:r>
-      <w:r>
-        <w:t>pagamentos</w:t>
-      </w:r>
-      <w:proofErr w:type="gramEnd"/>
-    </w:p>
-    <w:p/>
-    <w:p/>
-    <w:p/>
-    <w:p/>
+        <w:t>.</w:t>
+      </w:r>
+    </w:p>
+    <w:p>
+      <w:pPr>
+        <w:rPr>
+          <w:i/>
+          <w:iCs/>
+          <w:sz w:val="28"/>
+          <w:szCs w:val="28"/>
+        </w:rPr>
+      </w:pPr>
+    </w:p>
+    <w:p>
+      <w:pPr>
+        <w:rPr>
+          <w:i/>
+          <w:iCs/>
+          <w:sz w:val="28"/>
+          <w:szCs w:val="28"/>
+        </w:rPr>
+      </w:pPr>
+      <w:r>
+        <w:rPr>
+          <w:i/>
+          <w:iCs/>
+          <w:sz w:val="28"/>
+          <w:szCs w:val="28"/>
+        </w:rPr>
+        <w:t xml:space="preserve">Link oficial do site em produção: </w:t>
+      </w:r>
+      <w:hyperlink r:id="rId13" w:tooltip="Click to Access" w:history="1">
+        <w:r>
+          <w:rPr>
+            <w:rStyle w:val="Hyperlink"/>
+            <w:i/>
+            <w:iCs/>
+            <w:sz w:val="28"/>
+            <w:szCs w:val="28"/>
+          </w:rPr>
+          <w:t>https://revivavelas.com.br</w:t>
+        </w:r>
+      </w:hyperlink>
+    </w:p>
+    <w:p>
+      <w:pPr>
+        <w:rPr>
+          <w:i/>
+          <w:iCs/>
+          <w:sz w:val="28"/>
+          <w:szCs w:val="28"/>
+        </w:rPr>
+      </w:pPr>
+    </w:p>
+    <w:p>
+      <w:pPr>
+        <w:jc w:val="right"/>
+        <w:rPr>
+          <w:i/>
+          <w:iCs/>
+          <w:color w:val="595959" w:themeColor="text1" w:themeTint="A6"/>
+        </w:rPr>
+      </w:pPr>
+      <w:r>
+        <w:rPr>
+          <w:i/>
+          <w:iCs/>
+          <w:color w:val="595959" w:themeColor="text1" w:themeTint="A6"/>
+        </w:rPr>
+        <w:t>Kauan Vinícius | Reviva Velas Documentação Oficial 2026</w:t>
+      </w:r>
+    </w:p>
+    <w:p>
+      <w:pPr>
+        <w:rPr>
+          <w:sz w:val="28"/>
+          <w:szCs w:val="28"/>
+        </w:rPr>
+      </w:pPr>
+    </w:p>
+    <w:p>
+      <w:pPr>
+        <w:rPr>
+          <w:b/>
+          <w:bCs/>
+          <w:sz w:val="28"/>
+          <w:szCs w:val="28"/>
+        </w:rPr>
+      </w:pPr>
+    </w:p>
     <w:sectPr>
       <w:pgSz w:w="11906" w:h="16838"/>
       <w:pgMar w:top="1440" w:right="1440" w:bottom="1440" w:left="1440" w:header="708" w:footer="708" w:gutter="0"/>
@@ -573,6 +2548,2523 @@
     </w:sectPr>
   </w:body>
 </w:document>
+</file>
+
+<file path=word/numbering.xml><?xml version="1.0" encoding="utf-8"?>
+<w:numbering xmlns:wpc="http://schemas.microsoft.com/office/word/2010/wordprocessingCanvas" xmlns:cx="http://schemas.microsoft.com/office/drawing/2014/chartex" xmlns:cx1="http://schemas.microsoft.com/office/drawing/2015/9/8/chartex" xmlns:cx2="http://schemas.microsoft.com/office/drawing/2015/10/21/chartex" xmlns:cx3="http://schemas.microsoft.com/office/drawing/2016/5/9/chartex" xmlns:cx4="http://schemas.microsoft.com/office/drawing/2016/5/10/chartex" xmlns:cx5="http://schemas.microsoft.com/office/drawing/2016/5/11/chartex" xmlns:cx6="http://schemas.microsoft.com/office/drawing/2016/5/12/chartex" xmlns:cx7="http://schemas.microsoft.com/office/drawing/2016/5/13/chartex" xmlns:cx8="http://schemas.microsoft.com/office/drawing/2016/5/14/chartex" xmlns:mc="http://schemas.openxmlformats.org/markup-compatibility/2006" xmlns:aink="http://schemas.microsoft.com/office/drawing/2016/ink" xmlns:am3d="http://schemas.microsoft.com/office/drawing/2017/model3d" xmlns:o="urn:schemas-microsoft-com:office:office" xmlns:oel="http://schemas.microsoft.com/office/2019/extlst" xmlns:r="http://schemas.openxmlformats.org/officeDocument/2006/relationships" xmlns:m="http://schemas.openxmlformats.org/officeDocument/2006/math" xmlns:v="urn:schemas-microsoft-com:vml" xmlns:wp14="http://schemas.microsoft.com/office/word/2010/wordprocessingDrawing" xmlns:wp="http://schemas.openxmlformats.org/drawingml/2006/wordprocessingDrawing" xmlns:w10="urn:schemas-microsoft-com:office:word" xmlns:w="http://schemas.openxmlformats.org/wordprocessingml/2006/main" xmlns:w14="http://schemas.microsoft.com/office/word/2010/wordml" xmlns:w15="http://schemas.microsoft.com/office/word/2012/wordml" xmlns:w16cex="http://schemas.microsoft.com/office/word/2018/wordml/cex" xmlns:w16cid="http://schemas.microsoft.com/office/word/2016/wordml/cid" xmlns:w16="http://schemas.microsoft.com/office/word/2018/wordml" xmlns:w16du="http://schemas.microsoft.com/office/word/2023/wordml/word16du" xmlns:w16sdtdh="http://schemas.microsoft.com/office/word/2020/wordml/sdtdatahash" xmlns:w16sdtfl="http://schemas.microsoft.com/office/word/2024/wordml/sdtformatlock" xmlns:w16se="http://schemas.microsoft.com/office/word/2015/wordml/symex" xmlns:wpg="http://schemas.microsoft.com/office/word/2010/wordprocessingGroup" xmlns:wpi="http://schemas.microsoft.com/office/word/2010/wordprocessingInk" xmlns:wne="http://schemas.microsoft.com/office/word/2006/wordml" xmlns:wps="http://schemas.microsoft.com/office/word/2010/wordprocessingShape" mc:Ignorable="w14 w15 w16se w16cid w16 w16cex w16sdtdh w16sdtfl w16du wp14">
+  <w:abstractNum w:abstractNumId="0" w15:restartNumberingAfterBreak="0">
+    <w:nsid w:val="01F1339B"/>
+    <w:multiLevelType w:val="hybridMultilevel"/>
+    <w:tmpl w:val="FE549D56"/>
+    <w:lvl w:ilvl="0" w:tplc="04160001">
+      <w:start w:val="1"/>
+      <w:numFmt w:val="bullet"/>
+      <w:lvlText w:val=""/>
+      <w:lvlJc w:val="left"/>
+      <w:pPr>
+        <w:ind w:left="720" w:hanging="360"/>
+      </w:pPr>
+      <w:rPr>
+        <w:rFonts w:ascii="Symbol" w:hAnsi="Symbol" w:hint="default"/>
+      </w:rPr>
+    </w:lvl>
+    <w:lvl w:ilvl="1" w:tplc="04160003">
+      <w:start w:val="1"/>
+      <w:numFmt w:val="bullet"/>
+      <w:lvlText w:val="o"/>
+      <w:lvlJc w:val="left"/>
+      <w:pPr>
+        <w:ind w:left="1440" w:hanging="360"/>
+      </w:pPr>
+      <w:rPr>
+        <w:rFonts w:ascii="Courier New" w:hAnsi="Courier New" w:cs="Courier New" w:hint="default"/>
+      </w:rPr>
+    </w:lvl>
+    <w:lvl w:ilvl="2" w:tplc="04160005" w:tentative="1">
+      <w:start w:val="1"/>
+      <w:numFmt w:val="bullet"/>
+      <w:lvlText w:val=""/>
+      <w:lvlJc w:val="left"/>
+      <w:pPr>
+        <w:ind w:left="2160" w:hanging="360"/>
+      </w:pPr>
+      <w:rPr>
+        <w:rFonts w:ascii="Wingdings" w:hAnsi="Wingdings" w:hint="default"/>
+      </w:rPr>
+    </w:lvl>
+    <w:lvl w:ilvl="3" w:tplc="04160001" w:tentative="1">
+      <w:start w:val="1"/>
+      <w:numFmt w:val="bullet"/>
+      <w:lvlText w:val=""/>
+      <w:lvlJc w:val="left"/>
+      <w:pPr>
+        <w:ind w:left="2880" w:hanging="360"/>
+      </w:pPr>
+      <w:rPr>
+        <w:rFonts w:ascii="Symbol" w:hAnsi="Symbol" w:hint="default"/>
+      </w:rPr>
+    </w:lvl>
+    <w:lvl w:ilvl="4" w:tplc="04160003" w:tentative="1">
+      <w:start w:val="1"/>
+      <w:numFmt w:val="bullet"/>
+      <w:lvlText w:val="o"/>
+      <w:lvlJc w:val="left"/>
+      <w:pPr>
+        <w:ind w:left="3600" w:hanging="360"/>
+      </w:pPr>
+      <w:rPr>
+        <w:rFonts w:ascii="Courier New" w:hAnsi="Courier New" w:cs="Courier New" w:hint="default"/>
+      </w:rPr>
+    </w:lvl>
+    <w:lvl w:ilvl="5" w:tplc="04160005" w:tentative="1">
+      <w:start w:val="1"/>
+      <w:numFmt w:val="bullet"/>
+      <w:lvlText w:val=""/>
+      <w:lvlJc w:val="left"/>
+      <w:pPr>
+        <w:ind w:left="4320" w:hanging="360"/>
+      </w:pPr>
+      <w:rPr>
+        <w:rFonts w:ascii="Wingdings" w:hAnsi="Wingdings" w:hint="default"/>
+      </w:rPr>
+    </w:lvl>
+    <w:lvl w:ilvl="6" w:tplc="04160001" w:tentative="1">
+      <w:start w:val="1"/>
+      <w:numFmt w:val="bullet"/>
+      <w:lvlText w:val=""/>
+      <w:lvlJc w:val="left"/>
+      <w:pPr>
+        <w:ind w:left="5040" w:hanging="360"/>
+      </w:pPr>
+      <w:rPr>
+        <w:rFonts w:ascii="Symbol" w:hAnsi="Symbol" w:hint="default"/>
+      </w:rPr>
+    </w:lvl>
+    <w:lvl w:ilvl="7" w:tplc="04160003" w:tentative="1">
+      <w:start w:val="1"/>
+      <w:numFmt w:val="bullet"/>
+      <w:lvlText w:val="o"/>
+      <w:lvlJc w:val="left"/>
+      <w:pPr>
+        <w:ind w:left="5760" w:hanging="360"/>
+      </w:pPr>
+      <w:rPr>
+        <w:rFonts w:ascii="Courier New" w:hAnsi="Courier New" w:cs="Courier New" w:hint="default"/>
+      </w:rPr>
+    </w:lvl>
+    <w:lvl w:ilvl="8" w:tplc="04160005" w:tentative="1">
+      <w:start w:val="1"/>
+      <w:numFmt w:val="bullet"/>
+      <w:lvlText w:val=""/>
+      <w:lvlJc w:val="left"/>
+      <w:pPr>
+        <w:ind w:left="6480" w:hanging="360"/>
+      </w:pPr>
+      <w:rPr>
+        <w:rFonts w:ascii="Wingdings" w:hAnsi="Wingdings" w:hint="default"/>
+      </w:rPr>
+    </w:lvl>
+  </w:abstractNum>
+  <w:abstractNum w:abstractNumId="1" w15:restartNumberingAfterBreak="0">
+    <w:nsid w:val="03AB5BD2"/>
+    <w:multiLevelType w:val="multilevel"/>
+    <w:tmpl w:val="9E62994C"/>
+    <w:lvl w:ilvl="0">
+      <w:start w:val="1"/>
+      <w:numFmt w:val="bullet"/>
+      <w:lvlText w:val=""/>
+      <w:lvlJc w:val="left"/>
+      <w:pPr>
+        <w:tabs>
+          <w:tab w:val="num" w:pos="720"/>
+        </w:tabs>
+        <w:ind w:left="720" w:hanging="360"/>
+      </w:pPr>
+      <w:rPr>
+        <w:rFonts w:ascii="Symbol" w:hAnsi="Symbol" w:hint="default"/>
+        <w:sz w:val="20"/>
+      </w:rPr>
+    </w:lvl>
+    <w:lvl w:ilvl="1" w:tentative="1">
+      <w:start w:val="1"/>
+      <w:numFmt w:val="bullet"/>
+      <w:lvlText w:val="o"/>
+      <w:lvlJc w:val="left"/>
+      <w:pPr>
+        <w:tabs>
+          <w:tab w:val="num" w:pos="1440"/>
+        </w:tabs>
+        <w:ind w:left="1440" w:hanging="360"/>
+      </w:pPr>
+      <w:rPr>
+        <w:rFonts w:ascii="Courier New" w:hAnsi="Courier New" w:hint="default"/>
+        <w:sz w:val="20"/>
+      </w:rPr>
+    </w:lvl>
+    <w:lvl w:ilvl="2" w:tentative="1">
+      <w:start w:val="1"/>
+      <w:numFmt w:val="bullet"/>
+      <w:lvlText w:val=""/>
+      <w:lvlJc w:val="left"/>
+      <w:pPr>
+        <w:tabs>
+          <w:tab w:val="num" w:pos="2160"/>
+        </w:tabs>
+        <w:ind w:left="2160" w:hanging="360"/>
+      </w:pPr>
+      <w:rPr>
+        <w:rFonts w:ascii="Wingdings" w:hAnsi="Wingdings" w:hint="default"/>
+        <w:sz w:val="20"/>
+      </w:rPr>
+    </w:lvl>
+    <w:lvl w:ilvl="3" w:tentative="1">
+      <w:start w:val="1"/>
+      <w:numFmt w:val="bullet"/>
+      <w:lvlText w:val=""/>
+      <w:lvlJc w:val="left"/>
+      <w:pPr>
+        <w:tabs>
+          <w:tab w:val="num" w:pos="2880"/>
+        </w:tabs>
+        <w:ind w:left="2880" w:hanging="360"/>
+      </w:pPr>
+      <w:rPr>
+        <w:rFonts w:ascii="Wingdings" w:hAnsi="Wingdings" w:hint="default"/>
+        <w:sz w:val="20"/>
+      </w:rPr>
+    </w:lvl>
+    <w:lvl w:ilvl="4" w:tentative="1">
+      <w:start w:val="1"/>
+      <w:numFmt w:val="bullet"/>
+      <w:lvlText w:val=""/>
+      <w:lvlJc w:val="left"/>
+      <w:pPr>
+        <w:tabs>
+          <w:tab w:val="num" w:pos="3600"/>
+        </w:tabs>
+        <w:ind w:left="3600" w:hanging="360"/>
+      </w:pPr>
+      <w:rPr>
+        <w:rFonts w:ascii="Wingdings" w:hAnsi="Wingdings" w:hint="default"/>
+        <w:sz w:val="20"/>
+      </w:rPr>
+    </w:lvl>
+    <w:lvl w:ilvl="5" w:tentative="1">
+      <w:start w:val="1"/>
+      <w:numFmt w:val="bullet"/>
+      <w:lvlText w:val=""/>
+      <w:lvlJc w:val="left"/>
+      <w:pPr>
+        <w:tabs>
+          <w:tab w:val="num" w:pos="4320"/>
+        </w:tabs>
+        <w:ind w:left="4320" w:hanging="360"/>
+      </w:pPr>
+      <w:rPr>
+        <w:rFonts w:ascii="Wingdings" w:hAnsi="Wingdings" w:hint="default"/>
+        <w:sz w:val="20"/>
+      </w:rPr>
+    </w:lvl>
+    <w:lvl w:ilvl="6" w:tentative="1">
+      <w:start w:val="1"/>
+      <w:numFmt w:val="bullet"/>
+      <w:lvlText w:val=""/>
+      <w:lvlJc w:val="left"/>
+      <w:pPr>
+        <w:tabs>
+          <w:tab w:val="num" w:pos="5040"/>
+        </w:tabs>
+        <w:ind w:left="5040" w:hanging="360"/>
+      </w:pPr>
+      <w:rPr>
+        <w:rFonts w:ascii="Wingdings" w:hAnsi="Wingdings" w:hint="default"/>
+        <w:sz w:val="20"/>
+      </w:rPr>
+    </w:lvl>
+    <w:lvl w:ilvl="7" w:tentative="1">
+      <w:start w:val="1"/>
+      <w:numFmt w:val="bullet"/>
+      <w:lvlText w:val=""/>
+      <w:lvlJc w:val="left"/>
+      <w:pPr>
+        <w:tabs>
+          <w:tab w:val="num" w:pos="5760"/>
+        </w:tabs>
+        <w:ind w:left="5760" w:hanging="360"/>
+      </w:pPr>
+      <w:rPr>
+        <w:rFonts w:ascii="Wingdings" w:hAnsi="Wingdings" w:hint="default"/>
+        <w:sz w:val="20"/>
+      </w:rPr>
+    </w:lvl>
+    <w:lvl w:ilvl="8" w:tentative="1">
+      <w:start w:val="1"/>
+      <w:numFmt w:val="bullet"/>
+      <w:lvlText w:val=""/>
+      <w:lvlJc w:val="left"/>
+      <w:pPr>
+        <w:tabs>
+          <w:tab w:val="num" w:pos="6480"/>
+        </w:tabs>
+        <w:ind w:left="6480" w:hanging="360"/>
+      </w:pPr>
+      <w:rPr>
+        <w:rFonts w:ascii="Wingdings" w:hAnsi="Wingdings" w:hint="default"/>
+        <w:sz w:val="20"/>
+      </w:rPr>
+    </w:lvl>
+  </w:abstractNum>
+  <w:abstractNum w:abstractNumId="2" w15:restartNumberingAfterBreak="0">
+    <w:nsid w:val="08635BFA"/>
+    <w:multiLevelType w:val="multilevel"/>
+    <w:tmpl w:val="BA004314"/>
+    <w:lvl w:ilvl="0">
+      <w:start w:val="1"/>
+      <w:numFmt w:val="bullet"/>
+      <w:lvlText w:val=""/>
+      <w:lvlJc w:val="left"/>
+      <w:pPr>
+        <w:tabs>
+          <w:tab w:val="num" w:pos="720"/>
+        </w:tabs>
+        <w:ind w:left="720" w:hanging="360"/>
+      </w:pPr>
+      <w:rPr>
+        <w:rFonts w:ascii="Symbol" w:hAnsi="Symbol" w:hint="default"/>
+        <w:sz w:val="20"/>
+      </w:rPr>
+    </w:lvl>
+    <w:lvl w:ilvl="1" w:tentative="1">
+      <w:start w:val="1"/>
+      <w:numFmt w:val="bullet"/>
+      <w:lvlText w:val="o"/>
+      <w:lvlJc w:val="left"/>
+      <w:pPr>
+        <w:tabs>
+          <w:tab w:val="num" w:pos="1440"/>
+        </w:tabs>
+        <w:ind w:left="1440" w:hanging="360"/>
+      </w:pPr>
+      <w:rPr>
+        <w:rFonts w:ascii="Courier New" w:hAnsi="Courier New" w:hint="default"/>
+        <w:sz w:val="20"/>
+      </w:rPr>
+    </w:lvl>
+    <w:lvl w:ilvl="2" w:tentative="1">
+      <w:start w:val="1"/>
+      <w:numFmt w:val="bullet"/>
+      <w:lvlText w:val=""/>
+      <w:lvlJc w:val="left"/>
+      <w:pPr>
+        <w:tabs>
+          <w:tab w:val="num" w:pos="2160"/>
+        </w:tabs>
+        <w:ind w:left="2160" w:hanging="360"/>
+      </w:pPr>
+      <w:rPr>
+        <w:rFonts w:ascii="Wingdings" w:hAnsi="Wingdings" w:hint="default"/>
+        <w:sz w:val="20"/>
+      </w:rPr>
+    </w:lvl>
+    <w:lvl w:ilvl="3" w:tentative="1">
+      <w:start w:val="1"/>
+      <w:numFmt w:val="bullet"/>
+      <w:lvlText w:val=""/>
+      <w:lvlJc w:val="left"/>
+      <w:pPr>
+        <w:tabs>
+          <w:tab w:val="num" w:pos="2880"/>
+        </w:tabs>
+        <w:ind w:left="2880" w:hanging="360"/>
+      </w:pPr>
+      <w:rPr>
+        <w:rFonts w:ascii="Wingdings" w:hAnsi="Wingdings" w:hint="default"/>
+        <w:sz w:val="20"/>
+      </w:rPr>
+    </w:lvl>
+    <w:lvl w:ilvl="4" w:tentative="1">
+      <w:start w:val="1"/>
+      <w:numFmt w:val="bullet"/>
+      <w:lvlText w:val=""/>
+      <w:lvlJc w:val="left"/>
+      <w:pPr>
+        <w:tabs>
+          <w:tab w:val="num" w:pos="3600"/>
+        </w:tabs>
+        <w:ind w:left="3600" w:hanging="360"/>
+      </w:pPr>
+      <w:rPr>
+        <w:rFonts w:ascii="Wingdings" w:hAnsi="Wingdings" w:hint="default"/>
+        <w:sz w:val="20"/>
+      </w:rPr>
+    </w:lvl>
+    <w:lvl w:ilvl="5" w:tentative="1">
+      <w:start w:val="1"/>
+      <w:numFmt w:val="bullet"/>
+      <w:lvlText w:val=""/>
+      <w:lvlJc w:val="left"/>
+      <w:pPr>
+        <w:tabs>
+          <w:tab w:val="num" w:pos="4320"/>
+        </w:tabs>
+        <w:ind w:left="4320" w:hanging="360"/>
+      </w:pPr>
+      <w:rPr>
+        <w:rFonts w:ascii="Wingdings" w:hAnsi="Wingdings" w:hint="default"/>
+        <w:sz w:val="20"/>
+      </w:rPr>
+    </w:lvl>
+    <w:lvl w:ilvl="6" w:tentative="1">
+      <w:start w:val="1"/>
+      <w:numFmt w:val="bullet"/>
+      <w:lvlText w:val=""/>
+      <w:lvlJc w:val="left"/>
+      <w:pPr>
+        <w:tabs>
+          <w:tab w:val="num" w:pos="5040"/>
+        </w:tabs>
+        <w:ind w:left="5040" w:hanging="360"/>
+      </w:pPr>
+      <w:rPr>
+        <w:rFonts w:ascii="Wingdings" w:hAnsi="Wingdings" w:hint="default"/>
+        <w:sz w:val="20"/>
+      </w:rPr>
+    </w:lvl>
+    <w:lvl w:ilvl="7" w:tentative="1">
+      <w:start w:val="1"/>
+      <w:numFmt w:val="bullet"/>
+      <w:lvlText w:val=""/>
+      <w:lvlJc w:val="left"/>
+      <w:pPr>
+        <w:tabs>
+          <w:tab w:val="num" w:pos="5760"/>
+        </w:tabs>
+        <w:ind w:left="5760" w:hanging="360"/>
+      </w:pPr>
+      <w:rPr>
+        <w:rFonts w:ascii="Wingdings" w:hAnsi="Wingdings" w:hint="default"/>
+        <w:sz w:val="20"/>
+      </w:rPr>
+    </w:lvl>
+    <w:lvl w:ilvl="8" w:tentative="1">
+      <w:start w:val="1"/>
+      <w:numFmt w:val="bullet"/>
+      <w:lvlText w:val=""/>
+      <w:lvlJc w:val="left"/>
+      <w:pPr>
+        <w:tabs>
+          <w:tab w:val="num" w:pos="6480"/>
+        </w:tabs>
+        <w:ind w:left="6480" w:hanging="360"/>
+      </w:pPr>
+      <w:rPr>
+        <w:rFonts w:ascii="Wingdings" w:hAnsi="Wingdings" w:hint="default"/>
+        <w:sz w:val="20"/>
+      </w:rPr>
+    </w:lvl>
+  </w:abstractNum>
+  <w:abstractNum w:abstractNumId="3" w15:restartNumberingAfterBreak="0">
+    <w:nsid w:val="0EBA3B0A"/>
+    <w:multiLevelType w:val="multilevel"/>
+    <w:tmpl w:val="482C1050"/>
+    <w:lvl w:ilvl="0">
+      <w:start w:val="1"/>
+      <w:numFmt w:val="bullet"/>
+      <w:lvlText w:val=""/>
+      <w:lvlJc w:val="left"/>
+      <w:pPr>
+        <w:tabs>
+          <w:tab w:val="num" w:pos="720"/>
+        </w:tabs>
+        <w:ind w:left="720" w:hanging="360"/>
+      </w:pPr>
+      <w:rPr>
+        <w:rFonts w:ascii="Symbol" w:hAnsi="Symbol" w:hint="default"/>
+        <w:sz w:val="20"/>
+      </w:rPr>
+    </w:lvl>
+    <w:lvl w:ilvl="1" w:tentative="1">
+      <w:start w:val="1"/>
+      <w:numFmt w:val="bullet"/>
+      <w:lvlText w:val="o"/>
+      <w:lvlJc w:val="left"/>
+      <w:pPr>
+        <w:tabs>
+          <w:tab w:val="num" w:pos="1440"/>
+        </w:tabs>
+        <w:ind w:left="1440" w:hanging="360"/>
+      </w:pPr>
+      <w:rPr>
+        <w:rFonts w:ascii="Courier New" w:hAnsi="Courier New" w:hint="default"/>
+        <w:sz w:val="20"/>
+      </w:rPr>
+    </w:lvl>
+    <w:lvl w:ilvl="2" w:tentative="1">
+      <w:start w:val="1"/>
+      <w:numFmt w:val="bullet"/>
+      <w:lvlText w:val=""/>
+      <w:lvlJc w:val="left"/>
+      <w:pPr>
+        <w:tabs>
+          <w:tab w:val="num" w:pos="2160"/>
+        </w:tabs>
+        <w:ind w:left="2160" w:hanging="360"/>
+      </w:pPr>
+      <w:rPr>
+        <w:rFonts w:ascii="Wingdings" w:hAnsi="Wingdings" w:hint="default"/>
+        <w:sz w:val="20"/>
+      </w:rPr>
+    </w:lvl>
+    <w:lvl w:ilvl="3" w:tentative="1">
+      <w:start w:val="1"/>
+      <w:numFmt w:val="bullet"/>
+      <w:lvlText w:val=""/>
+      <w:lvlJc w:val="left"/>
+      <w:pPr>
+        <w:tabs>
+          <w:tab w:val="num" w:pos="2880"/>
+        </w:tabs>
+        <w:ind w:left="2880" w:hanging="360"/>
+      </w:pPr>
+      <w:rPr>
+        <w:rFonts w:ascii="Wingdings" w:hAnsi="Wingdings" w:hint="default"/>
+        <w:sz w:val="20"/>
+      </w:rPr>
+    </w:lvl>
+    <w:lvl w:ilvl="4" w:tentative="1">
+      <w:start w:val="1"/>
+      <w:numFmt w:val="bullet"/>
+      <w:lvlText w:val=""/>
+      <w:lvlJc w:val="left"/>
+      <w:pPr>
+        <w:tabs>
+          <w:tab w:val="num" w:pos="3600"/>
+        </w:tabs>
+        <w:ind w:left="3600" w:hanging="360"/>
+      </w:pPr>
+      <w:rPr>
+        <w:rFonts w:ascii="Wingdings" w:hAnsi="Wingdings" w:hint="default"/>
+        <w:sz w:val="20"/>
+      </w:rPr>
+    </w:lvl>
+    <w:lvl w:ilvl="5" w:tentative="1">
+      <w:start w:val="1"/>
+      <w:numFmt w:val="bullet"/>
+      <w:lvlText w:val=""/>
+      <w:lvlJc w:val="left"/>
+      <w:pPr>
+        <w:tabs>
+          <w:tab w:val="num" w:pos="4320"/>
+        </w:tabs>
+        <w:ind w:left="4320" w:hanging="360"/>
+      </w:pPr>
+      <w:rPr>
+        <w:rFonts w:ascii="Wingdings" w:hAnsi="Wingdings" w:hint="default"/>
+        <w:sz w:val="20"/>
+      </w:rPr>
+    </w:lvl>
+    <w:lvl w:ilvl="6" w:tentative="1">
+      <w:start w:val="1"/>
+      <w:numFmt w:val="bullet"/>
+      <w:lvlText w:val=""/>
+      <w:lvlJc w:val="left"/>
+      <w:pPr>
+        <w:tabs>
+          <w:tab w:val="num" w:pos="5040"/>
+        </w:tabs>
+        <w:ind w:left="5040" w:hanging="360"/>
+      </w:pPr>
+      <w:rPr>
+        <w:rFonts w:ascii="Wingdings" w:hAnsi="Wingdings" w:hint="default"/>
+        <w:sz w:val="20"/>
+      </w:rPr>
+    </w:lvl>
+    <w:lvl w:ilvl="7" w:tentative="1">
+      <w:start w:val="1"/>
+      <w:numFmt w:val="bullet"/>
+      <w:lvlText w:val=""/>
+      <w:lvlJc w:val="left"/>
+      <w:pPr>
+        <w:tabs>
+          <w:tab w:val="num" w:pos="5760"/>
+        </w:tabs>
+        <w:ind w:left="5760" w:hanging="360"/>
+      </w:pPr>
+      <w:rPr>
+        <w:rFonts w:ascii="Wingdings" w:hAnsi="Wingdings" w:hint="default"/>
+        <w:sz w:val="20"/>
+      </w:rPr>
+    </w:lvl>
+    <w:lvl w:ilvl="8" w:tentative="1">
+      <w:start w:val="1"/>
+      <w:numFmt w:val="bullet"/>
+      <w:lvlText w:val=""/>
+      <w:lvlJc w:val="left"/>
+      <w:pPr>
+        <w:tabs>
+          <w:tab w:val="num" w:pos="6480"/>
+        </w:tabs>
+        <w:ind w:left="6480" w:hanging="360"/>
+      </w:pPr>
+      <w:rPr>
+        <w:rFonts w:ascii="Wingdings" w:hAnsi="Wingdings" w:hint="default"/>
+        <w:sz w:val="20"/>
+      </w:rPr>
+    </w:lvl>
+  </w:abstractNum>
+  <w:abstractNum w:abstractNumId="4" w15:restartNumberingAfterBreak="0">
+    <w:nsid w:val="10151FFF"/>
+    <w:multiLevelType w:val="multilevel"/>
+    <w:tmpl w:val="61FA208A"/>
+    <w:lvl w:ilvl="0">
+      <w:start w:val="1"/>
+      <w:numFmt w:val="bullet"/>
+      <w:lvlText w:val=""/>
+      <w:lvlJc w:val="left"/>
+      <w:pPr>
+        <w:tabs>
+          <w:tab w:val="num" w:pos="720"/>
+        </w:tabs>
+        <w:ind w:left="720" w:hanging="360"/>
+      </w:pPr>
+      <w:rPr>
+        <w:rFonts w:ascii="Symbol" w:hAnsi="Symbol" w:hint="default"/>
+        <w:sz w:val="20"/>
+      </w:rPr>
+    </w:lvl>
+    <w:lvl w:ilvl="1" w:tentative="1">
+      <w:start w:val="1"/>
+      <w:numFmt w:val="bullet"/>
+      <w:lvlText w:val="o"/>
+      <w:lvlJc w:val="left"/>
+      <w:pPr>
+        <w:tabs>
+          <w:tab w:val="num" w:pos="1440"/>
+        </w:tabs>
+        <w:ind w:left="1440" w:hanging="360"/>
+      </w:pPr>
+      <w:rPr>
+        <w:rFonts w:ascii="Courier New" w:hAnsi="Courier New" w:hint="default"/>
+        <w:sz w:val="20"/>
+      </w:rPr>
+    </w:lvl>
+    <w:lvl w:ilvl="2" w:tentative="1">
+      <w:start w:val="1"/>
+      <w:numFmt w:val="bullet"/>
+      <w:lvlText w:val=""/>
+      <w:lvlJc w:val="left"/>
+      <w:pPr>
+        <w:tabs>
+          <w:tab w:val="num" w:pos="2160"/>
+        </w:tabs>
+        <w:ind w:left="2160" w:hanging="360"/>
+      </w:pPr>
+      <w:rPr>
+        <w:rFonts w:ascii="Wingdings" w:hAnsi="Wingdings" w:hint="default"/>
+        <w:sz w:val="20"/>
+      </w:rPr>
+    </w:lvl>
+    <w:lvl w:ilvl="3" w:tentative="1">
+      <w:start w:val="1"/>
+      <w:numFmt w:val="bullet"/>
+      <w:lvlText w:val=""/>
+      <w:lvlJc w:val="left"/>
+      <w:pPr>
+        <w:tabs>
+          <w:tab w:val="num" w:pos="2880"/>
+        </w:tabs>
+        <w:ind w:left="2880" w:hanging="360"/>
+      </w:pPr>
+      <w:rPr>
+        <w:rFonts w:ascii="Wingdings" w:hAnsi="Wingdings" w:hint="default"/>
+        <w:sz w:val="20"/>
+      </w:rPr>
+    </w:lvl>
+    <w:lvl w:ilvl="4" w:tentative="1">
+      <w:start w:val="1"/>
+      <w:numFmt w:val="bullet"/>
+      <w:lvlText w:val=""/>
+      <w:lvlJc w:val="left"/>
+      <w:pPr>
+        <w:tabs>
+          <w:tab w:val="num" w:pos="3600"/>
+        </w:tabs>
+        <w:ind w:left="3600" w:hanging="360"/>
+      </w:pPr>
+      <w:rPr>
+        <w:rFonts w:ascii="Wingdings" w:hAnsi="Wingdings" w:hint="default"/>
+        <w:sz w:val="20"/>
+      </w:rPr>
+    </w:lvl>
+    <w:lvl w:ilvl="5" w:tentative="1">
+      <w:start w:val="1"/>
+      <w:numFmt w:val="bullet"/>
+      <w:lvlText w:val=""/>
+      <w:lvlJc w:val="left"/>
+      <w:pPr>
+        <w:tabs>
+          <w:tab w:val="num" w:pos="4320"/>
+        </w:tabs>
+        <w:ind w:left="4320" w:hanging="360"/>
+      </w:pPr>
+      <w:rPr>
+        <w:rFonts w:ascii="Wingdings" w:hAnsi="Wingdings" w:hint="default"/>
+        <w:sz w:val="20"/>
+      </w:rPr>
+    </w:lvl>
+    <w:lvl w:ilvl="6" w:tentative="1">
+      <w:start w:val="1"/>
+      <w:numFmt w:val="bullet"/>
+      <w:lvlText w:val=""/>
+      <w:lvlJc w:val="left"/>
+      <w:pPr>
+        <w:tabs>
+          <w:tab w:val="num" w:pos="5040"/>
+        </w:tabs>
+        <w:ind w:left="5040" w:hanging="360"/>
+      </w:pPr>
+      <w:rPr>
+        <w:rFonts w:ascii="Wingdings" w:hAnsi="Wingdings" w:hint="default"/>
+        <w:sz w:val="20"/>
+      </w:rPr>
+    </w:lvl>
+    <w:lvl w:ilvl="7" w:tentative="1">
+      <w:start w:val="1"/>
+      <w:numFmt w:val="bullet"/>
+      <w:lvlText w:val=""/>
+      <w:lvlJc w:val="left"/>
+      <w:pPr>
+        <w:tabs>
+          <w:tab w:val="num" w:pos="5760"/>
+        </w:tabs>
+        <w:ind w:left="5760" w:hanging="360"/>
+      </w:pPr>
+      <w:rPr>
+        <w:rFonts w:ascii="Wingdings" w:hAnsi="Wingdings" w:hint="default"/>
+        <w:sz w:val="20"/>
+      </w:rPr>
+    </w:lvl>
+    <w:lvl w:ilvl="8" w:tentative="1">
+      <w:start w:val="1"/>
+      <w:numFmt w:val="bullet"/>
+      <w:lvlText w:val=""/>
+      <w:lvlJc w:val="left"/>
+      <w:pPr>
+        <w:tabs>
+          <w:tab w:val="num" w:pos="6480"/>
+        </w:tabs>
+        <w:ind w:left="6480" w:hanging="360"/>
+      </w:pPr>
+      <w:rPr>
+        <w:rFonts w:ascii="Wingdings" w:hAnsi="Wingdings" w:hint="default"/>
+        <w:sz w:val="20"/>
+      </w:rPr>
+    </w:lvl>
+  </w:abstractNum>
+  <w:abstractNum w:abstractNumId="5" w15:restartNumberingAfterBreak="0">
+    <w:nsid w:val="106B7CB0"/>
+    <w:multiLevelType w:val="multilevel"/>
+    <w:tmpl w:val="92DC70CC"/>
+    <w:lvl w:ilvl="0">
+      <w:start w:val="1"/>
+      <w:numFmt w:val="bullet"/>
+      <w:lvlText w:val=""/>
+      <w:lvlJc w:val="left"/>
+      <w:pPr>
+        <w:tabs>
+          <w:tab w:val="num" w:pos="720"/>
+        </w:tabs>
+        <w:ind w:left="720" w:hanging="360"/>
+      </w:pPr>
+      <w:rPr>
+        <w:rFonts w:ascii="Symbol" w:hAnsi="Symbol" w:hint="default"/>
+        <w:sz w:val="20"/>
+      </w:rPr>
+    </w:lvl>
+    <w:lvl w:ilvl="1">
+      <w:start w:val="1"/>
+      <w:numFmt w:val="bullet"/>
+      <w:lvlText w:val="o"/>
+      <w:lvlJc w:val="left"/>
+      <w:pPr>
+        <w:tabs>
+          <w:tab w:val="num" w:pos="1440"/>
+        </w:tabs>
+        <w:ind w:left="1440" w:hanging="360"/>
+      </w:pPr>
+      <w:rPr>
+        <w:rFonts w:ascii="Courier New" w:hAnsi="Courier New" w:hint="default"/>
+        <w:sz w:val="20"/>
+      </w:rPr>
+    </w:lvl>
+    <w:lvl w:ilvl="2" w:tentative="1">
+      <w:start w:val="1"/>
+      <w:numFmt w:val="bullet"/>
+      <w:lvlText w:val=""/>
+      <w:lvlJc w:val="left"/>
+      <w:pPr>
+        <w:tabs>
+          <w:tab w:val="num" w:pos="2160"/>
+        </w:tabs>
+        <w:ind w:left="2160" w:hanging="360"/>
+      </w:pPr>
+      <w:rPr>
+        <w:rFonts w:ascii="Wingdings" w:hAnsi="Wingdings" w:hint="default"/>
+        <w:sz w:val="20"/>
+      </w:rPr>
+    </w:lvl>
+    <w:lvl w:ilvl="3" w:tentative="1">
+      <w:start w:val="1"/>
+      <w:numFmt w:val="bullet"/>
+      <w:lvlText w:val=""/>
+      <w:lvlJc w:val="left"/>
+      <w:pPr>
+        <w:tabs>
+          <w:tab w:val="num" w:pos="2880"/>
+        </w:tabs>
+        <w:ind w:left="2880" w:hanging="360"/>
+      </w:pPr>
+      <w:rPr>
+        <w:rFonts w:ascii="Wingdings" w:hAnsi="Wingdings" w:hint="default"/>
+        <w:sz w:val="20"/>
+      </w:rPr>
+    </w:lvl>
+    <w:lvl w:ilvl="4" w:tentative="1">
+      <w:start w:val="1"/>
+      <w:numFmt w:val="bullet"/>
+      <w:lvlText w:val=""/>
+      <w:lvlJc w:val="left"/>
+      <w:pPr>
+        <w:tabs>
+          <w:tab w:val="num" w:pos="3600"/>
+        </w:tabs>
+        <w:ind w:left="3600" w:hanging="360"/>
+      </w:pPr>
+      <w:rPr>
+        <w:rFonts w:ascii="Wingdings" w:hAnsi="Wingdings" w:hint="default"/>
+        <w:sz w:val="20"/>
+      </w:rPr>
+    </w:lvl>
+    <w:lvl w:ilvl="5" w:tentative="1">
+      <w:start w:val="1"/>
+      <w:numFmt w:val="bullet"/>
+      <w:lvlText w:val=""/>
+      <w:lvlJc w:val="left"/>
+      <w:pPr>
+        <w:tabs>
+          <w:tab w:val="num" w:pos="4320"/>
+        </w:tabs>
+        <w:ind w:left="4320" w:hanging="360"/>
+      </w:pPr>
+      <w:rPr>
+        <w:rFonts w:ascii="Wingdings" w:hAnsi="Wingdings" w:hint="default"/>
+        <w:sz w:val="20"/>
+      </w:rPr>
+    </w:lvl>
+    <w:lvl w:ilvl="6" w:tentative="1">
+      <w:start w:val="1"/>
+      <w:numFmt w:val="bullet"/>
+      <w:lvlText w:val=""/>
+      <w:lvlJc w:val="left"/>
+      <w:pPr>
+        <w:tabs>
+          <w:tab w:val="num" w:pos="5040"/>
+        </w:tabs>
+        <w:ind w:left="5040" w:hanging="360"/>
+      </w:pPr>
+      <w:rPr>
+        <w:rFonts w:ascii="Wingdings" w:hAnsi="Wingdings" w:hint="default"/>
+        <w:sz w:val="20"/>
+      </w:rPr>
+    </w:lvl>
+    <w:lvl w:ilvl="7" w:tentative="1">
+      <w:start w:val="1"/>
+      <w:numFmt w:val="bullet"/>
+      <w:lvlText w:val=""/>
+      <w:lvlJc w:val="left"/>
+      <w:pPr>
+        <w:tabs>
+          <w:tab w:val="num" w:pos="5760"/>
+        </w:tabs>
+        <w:ind w:left="5760" w:hanging="360"/>
+      </w:pPr>
+      <w:rPr>
+        <w:rFonts w:ascii="Wingdings" w:hAnsi="Wingdings" w:hint="default"/>
+        <w:sz w:val="20"/>
+      </w:rPr>
+    </w:lvl>
+    <w:lvl w:ilvl="8" w:tentative="1">
+      <w:start w:val="1"/>
+      <w:numFmt w:val="bullet"/>
+      <w:lvlText w:val=""/>
+      <w:lvlJc w:val="left"/>
+      <w:pPr>
+        <w:tabs>
+          <w:tab w:val="num" w:pos="6480"/>
+        </w:tabs>
+        <w:ind w:left="6480" w:hanging="360"/>
+      </w:pPr>
+      <w:rPr>
+        <w:rFonts w:ascii="Wingdings" w:hAnsi="Wingdings" w:hint="default"/>
+        <w:sz w:val="20"/>
+      </w:rPr>
+    </w:lvl>
+  </w:abstractNum>
+  <w:abstractNum w:abstractNumId="6" w15:restartNumberingAfterBreak="0">
+    <w:nsid w:val="1C7B3F7E"/>
+    <w:multiLevelType w:val="multilevel"/>
+    <w:tmpl w:val="035417B6"/>
+    <w:lvl w:ilvl="0">
+      <w:start w:val="1"/>
+      <w:numFmt w:val="bullet"/>
+      <w:lvlText w:val=""/>
+      <w:lvlJc w:val="left"/>
+      <w:pPr>
+        <w:tabs>
+          <w:tab w:val="num" w:pos="720"/>
+        </w:tabs>
+        <w:ind w:left="720" w:hanging="360"/>
+      </w:pPr>
+      <w:rPr>
+        <w:rFonts w:ascii="Symbol" w:hAnsi="Symbol" w:hint="default"/>
+        <w:sz w:val="20"/>
+      </w:rPr>
+    </w:lvl>
+    <w:lvl w:ilvl="1" w:tentative="1">
+      <w:start w:val="1"/>
+      <w:numFmt w:val="bullet"/>
+      <w:lvlText w:val="o"/>
+      <w:lvlJc w:val="left"/>
+      <w:pPr>
+        <w:tabs>
+          <w:tab w:val="num" w:pos="1440"/>
+        </w:tabs>
+        <w:ind w:left="1440" w:hanging="360"/>
+      </w:pPr>
+      <w:rPr>
+        <w:rFonts w:ascii="Courier New" w:hAnsi="Courier New" w:hint="default"/>
+        <w:sz w:val="20"/>
+      </w:rPr>
+    </w:lvl>
+    <w:lvl w:ilvl="2" w:tentative="1">
+      <w:start w:val="1"/>
+      <w:numFmt w:val="bullet"/>
+      <w:lvlText w:val=""/>
+      <w:lvlJc w:val="left"/>
+      <w:pPr>
+        <w:tabs>
+          <w:tab w:val="num" w:pos="2160"/>
+        </w:tabs>
+        <w:ind w:left="2160" w:hanging="360"/>
+      </w:pPr>
+      <w:rPr>
+        <w:rFonts w:ascii="Wingdings" w:hAnsi="Wingdings" w:hint="default"/>
+        <w:sz w:val="20"/>
+      </w:rPr>
+    </w:lvl>
+    <w:lvl w:ilvl="3" w:tentative="1">
+      <w:start w:val="1"/>
+      <w:numFmt w:val="bullet"/>
+      <w:lvlText w:val=""/>
+      <w:lvlJc w:val="left"/>
+      <w:pPr>
+        <w:tabs>
+          <w:tab w:val="num" w:pos="2880"/>
+        </w:tabs>
+        <w:ind w:left="2880" w:hanging="360"/>
+      </w:pPr>
+      <w:rPr>
+        <w:rFonts w:ascii="Wingdings" w:hAnsi="Wingdings" w:hint="default"/>
+        <w:sz w:val="20"/>
+      </w:rPr>
+    </w:lvl>
+    <w:lvl w:ilvl="4" w:tentative="1">
+      <w:start w:val="1"/>
+      <w:numFmt w:val="bullet"/>
+      <w:lvlText w:val=""/>
+      <w:lvlJc w:val="left"/>
+      <w:pPr>
+        <w:tabs>
+          <w:tab w:val="num" w:pos="3600"/>
+        </w:tabs>
+        <w:ind w:left="3600" w:hanging="360"/>
+      </w:pPr>
+      <w:rPr>
+        <w:rFonts w:ascii="Wingdings" w:hAnsi="Wingdings" w:hint="default"/>
+        <w:sz w:val="20"/>
+      </w:rPr>
+    </w:lvl>
+    <w:lvl w:ilvl="5" w:tentative="1">
+      <w:start w:val="1"/>
+      <w:numFmt w:val="bullet"/>
+      <w:lvlText w:val=""/>
+      <w:lvlJc w:val="left"/>
+      <w:pPr>
+        <w:tabs>
+          <w:tab w:val="num" w:pos="4320"/>
+        </w:tabs>
+        <w:ind w:left="4320" w:hanging="360"/>
+      </w:pPr>
+      <w:rPr>
+        <w:rFonts w:ascii="Wingdings" w:hAnsi="Wingdings" w:hint="default"/>
+        <w:sz w:val="20"/>
+      </w:rPr>
+    </w:lvl>
+    <w:lvl w:ilvl="6" w:tentative="1">
+      <w:start w:val="1"/>
+      <w:numFmt w:val="bullet"/>
+      <w:lvlText w:val=""/>
+      <w:lvlJc w:val="left"/>
+      <w:pPr>
+        <w:tabs>
+          <w:tab w:val="num" w:pos="5040"/>
+        </w:tabs>
+        <w:ind w:left="5040" w:hanging="360"/>
+      </w:pPr>
+      <w:rPr>
+        <w:rFonts w:ascii="Wingdings" w:hAnsi="Wingdings" w:hint="default"/>
+        <w:sz w:val="20"/>
+      </w:rPr>
+    </w:lvl>
+    <w:lvl w:ilvl="7" w:tentative="1">
+      <w:start w:val="1"/>
+      <w:numFmt w:val="bullet"/>
+      <w:lvlText w:val=""/>
+      <w:lvlJc w:val="left"/>
+      <w:pPr>
+        <w:tabs>
+          <w:tab w:val="num" w:pos="5760"/>
+        </w:tabs>
+        <w:ind w:left="5760" w:hanging="360"/>
+      </w:pPr>
+      <w:rPr>
+        <w:rFonts w:ascii="Wingdings" w:hAnsi="Wingdings" w:hint="default"/>
+        <w:sz w:val="20"/>
+      </w:rPr>
+    </w:lvl>
+    <w:lvl w:ilvl="8" w:tentative="1">
+      <w:start w:val="1"/>
+      <w:numFmt w:val="bullet"/>
+      <w:lvlText w:val=""/>
+      <w:lvlJc w:val="left"/>
+      <w:pPr>
+        <w:tabs>
+          <w:tab w:val="num" w:pos="6480"/>
+        </w:tabs>
+        <w:ind w:left="6480" w:hanging="360"/>
+      </w:pPr>
+      <w:rPr>
+        <w:rFonts w:ascii="Wingdings" w:hAnsi="Wingdings" w:hint="default"/>
+        <w:sz w:val="20"/>
+      </w:rPr>
+    </w:lvl>
+  </w:abstractNum>
+  <w:abstractNum w:abstractNumId="7" w15:restartNumberingAfterBreak="0">
+    <w:nsid w:val="1F471ED0"/>
+    <w:multiLevelType w:val="multilevel"/>
+    <w:tmpl w:val="7AA698B6"/>
+    <w:lvl w:ilvl="0">
+      <w:start w:val="1"/>
+      <w:numFmt w:val="bullet"/>
+      <w:lvlText w:val=""/>
+      <w:lvlJc w:val="left"/>
+      <w:pPr>
+        <w:tabs>
+          <w:tab w:val="num" w:pos="720"/>
+        </w:tabs>
+        <w:ind w:left="720" w:hanging="360"/>
+      </w:pPr>
+      <w:rPr>
+        <w:rFonts w:ascii="Symbol" w:hAnsi="Symbol" w:hint="default"/>
+        <w:sz w:val="20"/>
+      </w:rPr>
+    </w:lvl>
+    <w:lvl w:ilvl="1" w:tentative="1">
+      <w:start w:val="1"/>
+      <w:numFmt w:val="bullet"/>
+      <w:lvlText w:val="o"/>
+      <w:lvlJc w:val="left"/>
+      <w:pPr>
+        <w:tabs>
+          <w:tab w:val="num" w:pos="1440"/>
+        </w:tabs>
+        <w:ind w:left="1440" w:hanging="360"/>
+      </w:pPr>
+      <w:rPr>
+        <w:rFonts w:ascii="Courier New" w:hAnsi="Courier New" w:hint="default"/>
+        <w:sz w:val="20"/>
+      </w:rPr>
+    </w:lvl>
+    <w:lvl w:ilvl="2" w:tentative="1">
+      <w:start w:val="1"/>
+      <w:numFmt w:val="bullet"/>
+      <w:lvlText w:val=""/>
+      <w:lvlJc w:val="left"/>
+      <w:pPr>
+        <w:tabs>
+          <w:tab w:val="num" w:pos="2160"/>
+        </w:tabs>
+        <w:ind w:left="2160" w:hanging="360"/>
+      </w:pPr>
+      <w:rPr>
+        <w:rFonts w:ascii="Wingdings" w:hAnsi="Wingdings" w:hint="default"/>
+        <w:sz w:val="20"/>
+      </w:rPr>
+    </w:lvl>
+    <w:lvl w:ilvl="3" w:tentative="1">
+      <w:start w:val="1"/>
+      <w:numFmt w:val="bullet"/>
+      <w:lvlText w:val=""/>
+      <w:lvlJc w:val="left"/>
+      <w:pPr>
+        <w:tabs>
+          <w:tab w:val="num" w:pos="2880"/>
+        </w:tabs>
+        <w:ind w:left="2880" w:hanging="360"/>
+      </w:pPr>
+      <w:rPr>
+        <w:rFonts w:ascii="Wingdings" w:hAnsi="Wingdings" w:hint="default"/>
+        <w:sz w:val="20"/>
+      </w:rPr>
+    </w:lvl>
+    <w:lvl w:ilvl="4" w:tentative="1">
+      <w:start w:val="1"/>
+      <w:numFmt w:val="bullet"/>
+      <w:lvlText w:val=""/>
+      <w:lvlJc w:val="left"/>
+      <w:pPr>
+        <w:tabs>
+          <w:tab w:val="num" w:pos="3600"/>
+        </w:tabs>
+        <w:ind w:left="3600" w:hanging="360"/>
+      </w:pPr>
+      <w:rPr>
+        <w:rFonts w:ascii="Wingdings" w:hAnsi="Wingdings" w:hint="default"/>
+        <w:sz w:val="20"/>
+      </w:rPr>
+    </w:lvl>
+    <w:lvl w:ilvl="5" w:tentative="1">
+      <w:start w:val="1"/>
+      <w:numFmt w:val="bullet"/>
+      <w:lvlText w:val=""/>
+      <w:lvlJc w:val="left"/>
+      <w:pPr>
+        <w:tabs>
+          <w:tab w:val="num" w:pos="4320"/>
+        </w:tabs>
+        <w:ind w:left="4320" w:hanging="360"/>
+      </w:pPr>
+      <w:rPr>
+        <w:rFonts w:ascii="Wingdings" w:hAnsi="Wingdings" w:hint="default"/>
+        <w:sz w:val="20"/>
+      </w:rPr>
+    </w:lvl>
+    <w:lvl w:ilvl="6" w:tentative="1">
+      <w:start w:val="1"/>
+      <w:numFmt w:val="bullet"/>
+      <w:lvlText w:val=""/>
+      <w:lvlJc w:val="left"/>
+      <w:pPr>
+        <w:tabs>
+          <w:tab w:val="num" w:pos="5040"/>
+        </w:tabs>
+        <w:ind w:left="5040" w:hanging="360"/>
+      </w:pPr>
+      <w:rPr>
+        <w:rFonts w:ascii="Wingdings" w:hAnsi="Wingdings" w:hint="default"/>
+        <w:sz w:val="20"/>
+      </w:rPr>
+    </w:lvl>
+    <w:lvl w:ilvl="7" w:tentative="1">
+      <w:start w:val="1"/>
+      <w:numFmt w:val="bullet"/>
+      <w:lvlText w:val=""/>
+      <w:lvlJc w:val="left"/>
+      <w:pPr>
+        <w:tabs>
+          <w:tab w:val="num" w:pos="5760"/>
+        </w:tabs>
+        <w:ind w:left="5760" w:hanging="360"/>
+      </w:pPr>
+      <w:rPr>
+        <w:rFonts w:ascii="Wingdings" w:hAnsi="Wingdings" w:hint="default"/>
+        <w:sz w:val="20"/>
+      </w:rPr>
+    </w:lvl>
+    <w:lvl w:ilvl="8" w:tentative="1">
+      <w:start w:val="1"/>
+      <w:numFmt w:val="bullet"/>
+      <w:lvlText w:val=""/>
+      <w:lvlJc w:val="left"/>
+      <w:pPr>
+        <w:tabs>
+          <w:tab w:val="num" w:pos="6480"/>
+        </w:tabs>
+        <w:ind w:left="6480" w:hanging="360"/>
+      </w:pPr>
+      <w:rPr>
+        <w:rFonts w:ascii="Wingdings" w:hAnsi="Wingdings" w:hint="default"/>
+        <w:sz w:val="20"/>
+      </w:rPr>
+    </w:lvl>
+  </w:abstractNum>
+  <w:abstractNum w:abstractNumId="8" w15:restartNumberingAfterBreak="0">
+    <w:nsid w:val="27C02D92"/>
+    <w:multiLevelType w:val="hybridMultilevel"/>
+    <w:tmpl w:val="07E890E2"/>
+    <w:lvl w:ilvl="0" w:tplc="04160001">
+      <w:start w:val="1"/>
+      <w:numFmt w:val="bullet"/>
+      <w:lvlText w:val=""/>
+      <w:lvlJc w:val="left"/>
+      <w:pPr>
+        <w:ind w:left="720" w:hanging="360"/>
+      </w:pPr>
+      <w:rPr>
+        <w:rFonts w:ascii="Symbol" w:hAnsi="Symbol" w:hint="default"/>
+      </w:rPr>
+    </w:lvl>
+    <w:lvl w:ilvl="1" w:tplc="04160003" w:tentative="1">
+      <w:start w:val="1"/>
+      <w:numFmt w:val="bullet"/>
+      <w:lvlText w:val="o"/>
+      <w:lvlJc w:val="left"/>
+      <w:pPr>
+        <w:ind w:left="1440" w:hanging="360"/>
+      </w:pPr>
+      <w:rPr>
+        <w:rFonts w:ascii="Courier New" w:hAnsi="Courier New" w:cs="Courier New" w:hint="default"/>
+      </w:rPr>
+    </w:lvl>
+    <w:lvl w:ilvl="2" w:tplc="04160005" w:tentative="1">
+      <w:start w:val="1"/>
+      <w:numFmt w:val="bullet"/>
+      <w:lvlText w:val=""/>
+      <w:lvlJc w:val="left"/>
+      <w:pPr>
+        <w:ind w:left="2160" w:hanging="360"/>
+      </w:pPr>
+      <w:rPr>
+        <w:rFonts w:ascii="Wingdings" w:hAnsi="Wingdings" w:hint="default"/>
+      </w:rPr>
+    </w:lvl>
+    <w:lvl w:ilvl="3" w:tplc="04160001" w:tentative="1">
+      <w:start w:val="1"/>
+      <w:numFmt w:val="bullet"/>
+      <w:lvlText w:val=""/>
+      <w:lvlJc w:val="left"/>
+      <w:pPr>
+        <w:ind w:left="2880" w:hanging="360"/>
+      </w:pPr>
+      <w:rPr>
+        <w:rFonts w:ascii="Symbol" w:hAnsi="Symbol" w:hint="default"/>
+      </w:rPr>
+    </w:lvl>
+    <w:lvl w:ilvl="4" w:tplc="04160003" w:tentative="1">
+      <w:start w:val="1"/>
+      <w:numFmt w:val="bullet"/>
+      <w:lvlText w:val="o"/>
+      <w:lvlJc w:val="left"/>
+      <w:pPr>
+        <w:ind w:left="3600" w:hanging="360"/>
+      </w:pPr>
+      <w:rPr>
+        <w:rFonts w:ascii="Courier New" w:hAnsi="Courier New" w:cs="Courier New" w:hint="default"/>
+      </w:rPr>
+    </w:lvl>
+    <w:lvl w:ilvl="5" w:tplc="04160005" w:tentative="1">
+      <w:start w:val="1"/>
+      <w:numFmt w:val="bullet"/>
+      <w:lvlText w:val=""/>
+      <w:lvlJc w:val="left"/>
+      <w:pPr>
+        <w:ind w:left="4320" w:hanging="360"/>
+      </w:pPr>
+      <w:rPr>
+        <w:rFonts w:ascii="Wingdings" w:hAnsi="Wingdings" w:hint="default"/>
+      </w:rPr>
+    </w:lvl>
+    <w:lvl w:ilvl="6" w:tplc="04160001" w:tentative="1">
+      <w:start w:val="1"/>
+      <w:numFmt w:val="bullet"/>
+      <w:lvlText w:val=""/>
+      <w:lvlJc w:val="left"/>
+      <w:pPr>
+        <w:ind w:left="5040" w:hanging="360"/>
+      </w:pPr>
+      <w:rPr>
+        <w:rFonts w:ascii="Symbol" w:hAnsi="Symbol" w:hint="default"/>
+      </w:rPr>
+    </w:lvl>
+    <w:lvl w:ilvl="7" w:tplc="04160003" w:tentative="1">
+      <w:start w:val="1"/>
+      <w:numFmt w:val="bullet"/>
+      <w:lvlText w:val="o"/>
+      <w:lvlJc w:val="left"/>
+      <w:pPr>
+        <w:ind w:left="5760" w:hanging="360"/>
+      </w:pPr>
+      <w:rPr>
+        <w:rFonts w:ascii="Courier New" w:hAnsi="Courier New" w:cs="Courier New" w:hint="default"/>
+      </w:rPr>
+    </w:lvl>
+    <w:lvl w:ilvl="8" w:tplc="04160005" w:tentative="1">
+      <w:start w:val="1"/>
+      <w:numFmt w:val="bullet"/>
+      <w:lvlText w:val=""/>
+      <w:lvlJc w:val="left"/>
+      <w:pPr>
+        <w:ind w:left="6480" w:hanging="360"/>
+      </w:pPr>
+      <w:rPr>
+        <w:rFonts w:ascii="Wingdings" w:hAnsi="Wingdings" w:hint="default"/>
+      </w:rPr>
+    </w:lvl>
+  </w:abstractNum>
+  <w:abstractNum w:abstractNumId="9" w15:restartNumberingAfterBreak="0">
+    <w:nsid w:val="2C1B3B0E"/>
+    <w:multiLevelType w:val="multilevel"/>
+    <w:tmpl w:val="95961F5C"/>
+    <w:lvl w:ilvl="0">
+      <w:start w:val="1"/>
+      <w:numFmt w:val="bullet"/>
+      <w:lvlText w:val=""/>
+      <w:lvlJc w:val="left"/>
+      <w:pPr>
+        <w:tabs>
+          <w:tab w:val="num" w:pos="720"/>
+        </w:tabs>
+        <w:ind w:left="720" w:hanging="360"/>
+      </w:pPr>
+      <w:rPr>
+        <w:rFonts w:ascii="Symbol" w:hAnsi="Symbol" w:hint="default"/>
+        <w:sz w:val="20"/>
+      </w:rPr>
+    </w:lvl>
+    <w:lvl w:ilvl="1" w:tentative="1">
+      <w:start w:val="1"/>
+      <w:numFmt w:val="bullet"/>
+      <w:lvlText w:val="o"/>
+      <w:lvlJc w:val="left"/>
+      <w:pPr>
+        <w:tabs>
+          <w:tab w:val="num" w:pos="1440"/>
+        </w:tabs>
+        <w:ind w:left="1440" w:hanging="360"/>
+      </w:pPr>
+      <w:rPr>
+        <w:rFonts w:ascii="Courier New" w:hAnsi="Courier New" w:hint="default"/>
+        <w:sz w:val="20"/>
+      </w:rPr>
+    </w:lvl>
+    <w:lvl w:ilvl="2" w:tentative="1">
+      <w:start w:val="1"/>
+      <w:numFmt w:val="bullet"/>
+      <w:lvlText w:val=""/>
+      <w:lvlJc w:val="left"/>
+      <w:pPr>
+        <w:tabs>
+          <w:tab w:val="num" w:pos="2160"/>
+        </w:tabs>
+        <w:ind w:left="2160" w:hanging="360"/>
+      </w:pPr>
+      <w:rPr>
+        <w:rFonts w:ascii="Wingdings" w:hAnsi="Wingdings" w:hint="default"/>
+        <w:sz w:val="20"/>
+      </w:rPr>
+    </w:lvl>
+    <w:lvl w:ilvl="3" w:tentative="1">
+      <w:start w:val="1"/>
+      <w:numFmt w:val="bullet"/>
+      <w:lvlText w:val=""/>
+      <w:lvlJc w:val="left"/>
+      <w:pPr>
+        <w:tabs>
+          <w:tab w:val="num" w:pos="2880"/>
+        </w:tabs>
+        <w:ind w:left="2880" w:hanging="360"/>
+      </w:pPr>
+      <w:rPr>
+        <w:rFonts w:ascii="Wingdings" w:hAnsi="Wingdings" w:hint="default"/>
+        <w:sz w:val="20"/>
+      </w:rPr>
+    </w:lvl>
+    <w:lvl w:ilvl="4" w:tentative="1">
+      <w:start w:val="1"/>
+      <w:numFmt w:val="bullet"/>
+      <w:lvlText w:val=""/>
+      <w:lvlJc w:val="left"/>
+      <w:pPr>
+        <w:tabs>
+          <w:tab w:val="num" w:pos="3600"/>
+        </w:tabs>
+        <w:ind w:left="3600" w:hanging="360"/>
+      </w:pPr>
+      <w:rPr>
+        <w:rFonts w:ascii="Wingdings" w:hAnsi="Wingdings" w:hint="default"/>
+        <w:sz w:val="20"/>
+      </w:rPr>
+    </w:lvl>
+    <w:lvl w:ilvl="5" w:tentative="1">
+      <w:start w:val="1"/>
+      <w:numFmt w:val="bullet"/>
+      <w:lvlText w:val=""/>
+      <w:lvlJc w:val="left"/>
+      <w:pPr>
+        <w:tabs>
+          <w:tab w:val="num" w:pos="4320"/>
+        </w:tabs>
+        <w:ind w:left="4320" w:hanging="360"/>
+      </w:pPr>
+      <w:rPr>
+        <w:rFonts w:ascii="Wingdings" w:hAnsi="Wingdings" w:hint="default"/>
+        <w:sz w:val="20"/>
+      </w:rPr>
+    </w:lvl>
+    <w:lvl w:ilvl="6" w:tentative="1">
+      <w:start w:val="1"/>
+      <w:numFmt w:val="bullet"/>
+      <w:lvlText w:val=""/>
+      <w:lvlJc w:val="left"/>
+      <w:pPr>
+        <w:tabs>
+          <w:tab w:val="num" w:pos="5040"/>
+        </w:tabs>
+        <w:ind w:left="5040" w:hanging="360"/>
+      </w:pPr>
+      <w:rPr>
+        <w:rFonts w:ascii="Wingdings" w:hAnsi="Wingdings" w:hint="default"/>
+        <w:sz w:val="20"/>
+      </w:rPr>
+    </w:lvl>
+    <w:lvl w:ilvl="7" w:tentative="1">
+      <w:start w:val="1"/>
+      <w:numFmt w:val="bullet"/>
+      <w:lvlText w:val=""/>
+      <w:lvlJc w:val="left"/>
+      <w:pPr>
+        <w:tabs>
+          <w:tab w:val="num" w:pos="5760"/>
+        </w:tabs>
+        <w:ind w:left="5760" w:hanging="360"/>
+      </w:pPr>
+      <w:rPr>
+        <w:rFonts w:ascii="Wingdings" w:hAnsi="Wingdings" w:hint="default"/>
+        <w:sz w:val="20"/>
+      </w:rPr>
+    </w:lvl>
+    <w:lvl w:ilvl="8" w:tentative="1">
+      <w:start w:val="1"/>
+      <w:numFmt w:val="bullet"/>
+      <w:lvlText w:val=""/>
+      <w:lvlJc w:val="left"/>
+      <w:pPr>
+        <w:tabs>
+          <w:tab w:val="num" w:pos="6480"/>
+        </w:tabs>
+        <w:ind w:left="6480" w:hanging="360"/>
+      </w:pPr>
+      <w:rPr>
+        <w:rFonts w:ascii="Wingdings" w:hAnsi="Wingdings" w:hint="default"/>
+        <w:sz w:val="20"/>
+      </w:rPr>
+    </w:lvl>
+  </w:abstractNum>
+  <w:abstractNum w:abstractNumId="10" w15:restartNumberingAfterBreak="0">
+    <w:nsid w:val="3D407EC8"/>
+    <w:multiLevelType w:val="multilevel"/>
+    <w:tmpl w:val="0BA8AF02"/>
+    <w:lvl w:ilvl="0">
+      <w:start w:val="1"/>
+      <w:numFmt w:val="bullet"/>
+      <w:lvlText w:val=""/>
+      <w:lvlJc w:val="left"/>
+      <w:pPr>
+        <w:tabs>
+          <w:tab w:val="num" w:pos="720"/>
+        </w:tabs>
+        <w:ind w:left="720" w:hanging="360"/>
+      </w:pPr>
+      <w:rPr>
+        <w:rFonts w:ascii="Symbol" w:hAnsi="Symbol" w:hint="default"/>
+        <w:sz w:val="20"/>
+      </w:rPr>
+    </w:lvl>
+    <w:lvl w:ilvl="1" w:tentative="1">
+      <w:start w:val="1"/>
+      <w:numFmt w:val="bullet"/>
+      <w:lvlText w:val="o"/>
+      <w:lvlJc w:val="left"/>
+      <w:pPr>
+        <w:tabs>
+          <w:tab w:val="num" w:pos="1440"/>
+        </w:tabs>
+        <w:ind w:left="1440" w:hanging="360"/>
+      </w:pPr>
+      <w:rPr>
+        <w:rFonts w:ascii="Courier New" w:hAnsi="Courier New" w:hint="default"/>
+        <w:sz w:val="20"/>
+      </w:rPr>
+    </w:lvl>
+    <w:lvl w:ilvl="2" w:tentative="1">
+      <w:start w:val="1"/>
+      <w:numFmt w:val="bullet"/>
+      <w:lvlText w:val=""/>
+      <w:lvlJc w:val="left"/>
+      <w:pPr>
+        <w:tabs>
+          <w:tab w:val="num" w:pos="2160"/>
+        </w:tabs>
+        <w:ind w:left="2160" w:hanging="360"/>
+      </w:pPr>
+      <w:rPr>
+        <w:rFonts w:ascii="Wingdings" w:hAnsi="Wingdings" w:hint="default"/>
+        <w:sz w:val="20"/>
+      </w:rPr>
+    </w:lvl>
+    <w:lvl w:ilvl="3" w:tentative="1">
+      <w:start w:val="1"/>
+      <w:numFmt w:val="bullet"/>
+      <w:lvlText w:val=""/>
+      <w:lvlJc w:val="left"/>
+      <w:pPr>
+        <w:tabs>
+          <w:tab w:val="num" w:pos="2880"/>
+        </w:tabs>
+        <w:ind w:left="2880" w:hanging="360"/>
+      </w:pPr>
+      <w:rPr>
+        <w:rFonts w:ascii="Wingdings" w:hAnsi="Wingdings" w:hint="default"/>
+        <w:sz w:val="20"/>
+      </w:rPr>
+    </w:lvl>
+    <w:lvl w:ilvl="4" w:tentative="1">
+      <w:start w:val="1"/>
+      <w:numFmt w:val="bullet"/>
+      <w:lvlText w:val=""/>
+      <w:lvlJc w:val="left"/>
+      <w:pPr>
+        <w:tabs>
+          <w:tab w:val="num" w:pos="3600"/>
+        </w:tabs>
+        <w:ind w:left="3600" w:hanging="360"/>
+      </w:pPr>
+      <w:rPr>
+        <w:rFonts w:ascii="Wingdings" w:hAnsi="Wingdings" w:hint="default"/>
+        <w:sz w:val="20"/>
+      </w:rPr>
+    </w:lvl>
+    <w:lvl w:ilvl="5" w:tentative="1">
+      <w:start w:val="1"/>
+      <w:numFmt w:val="bullet"/>
+      <w:lvlText w:val=""/>
+      <w:lvlJc w:val="left"/>
+      <w:pPr>
+        <w:tabs>
+          <w:tab w:val="num" w:pos="4320"/>
+        </w:tabs>
+        <w:ind w:left="4320" w:hanging="360"/>
+      </w:pPr>
+      <w:rPr>
+        <w:rFonts w:ascii="Wingdings" w:hAnsi="Wingdings" w:hint="default"/>
+        <w:sz w:val="20"/>
+      </w:rPr>
+    </w:lvl>
+    <w:lvl w:ilvl="6" w:tentative="1">
+      <w:start w:val="1"/>
+      <w:numFmt w:val="bullet"/>
+      <w:lvlText w:val=""/>
+      <w:lvlJc w:val="left"/>
+      <w:pPr>
+        <w:tabs>
+          <w:tab w:val="num" w:pos="5040"/>
+        </w:tabs>
+        <w:ind w:left="5040" w:hanging="360"/>
+      </w:pPr>
+      <w:rPr>
+        <w:rFonts w:ascii="Wingdings" w:hAnsi="Wingdings" w:hint="default"/>
+        <w:sz w:val="20"/>
+      </w:rPr>
+    </w:lvl>
+    <w:lvl w:ilvl="7" w:tentative="1">
+      <w:start w:val="1"/>
+      <w:numFmt w:val="bullet"/>
+      <w:lvlText w:val=""/>
+      <w:lvlJc w:val="left"/>
+      <w:pPr>
+        <w:tabs>
+          <w:tab w:val="num" w:pos="5760"/>
+        </w:tabs>
+        <w:ind w:left="5760" w:hanging="360"/>
+      </w:pPr>
+      <w:rPr>
+        <w:rFonts w:ascii="Wingdings" w:hAnsi="Wingdings" w:hint="default"/>
+        <w:sz w:val="20"/>
+      </w:rPr>
+    </w:lvl>
+    <w:lvl w:ilvl="8" w:tentative="1">
+      <w:start w:val="1"/>
+      <w:numFmt w:val="bullet"/>
+      <w:lvlText w:val=""/>
+      <w:lvlJc w:val="left"/>
+      <w:pPr>
+        <w:tabs>
+          <w:tab w:val="num" w:pos="6480"/>
+        </w:tabs>
+        <w:ind w:left="6480" w:hanging="360"/>
+      </w:pPr>
+      <w:rPr>
+        <w:rFonts w:ascii="Wingdings" w:hAnsi="Wingdings" w:hint="default"/>
+        <w:sz w:val="20"/>
+      </w:rPr>
+    </w:lvl>
+  </w:abstractNum>
+  <w:abstractNum w:abstractNumId="11" w15:restartNumberingAfterBreak="0">
+    <w:nsid w:val="40F40A85"/>
+    <w:multiLevelType w:val="multilevel"/>
+    <w:tmpl w:val="8604C03A"/>
+    <w:lvl w:ilvl="0">
+      <w:start w:val="1"/>
+      <w:numFmt w:val="bullet"/>
+      <w:lvlText w:val=""/>
+      <w:lvlJc w:val="left"/>
+      <w:pPr>
+        <w:tabs>
+          <w:tab w:val="num" w:pos="720"/>
+        </w:tabs>
+        <w:ind w:left="720" w:hanging="360"/>
+      </w:pPr>
+      <w:rPr>
+        <w:rFonts w:ascii="Symbol" w:hAnsi="Symbol" w:hint="default"/>
+        <w:sz w:val="20"/>
+      </w:rPr>
+    </w:lvl>
+    <w:lvl w:ilvl="1" w:tentative="1">
+      <w:start w:val="1"/>
+      <w:numFmt w:val="bullet"/>
+      <w:lvlText w:val="o"/>
+      <w:lvlJc w:val="left"/>
+      <w:pPr>
+        <w:tabs>
+          <w:tab w:val="num" w:pos="1440"/>
+        </w:tabs>
+        <w:ind w:left="1440" w:hanging="360"/>
+      </w:pPr>
+      <w:rPr>
+        <w:rFonts w:ascii="Courier New" w:hAnsi="Courier New" w:hint="default"/>
+        <w:sz w:val="20"/>
+      </w:rPr>
+    </w:lvl>
+    <w:lvl w:ilvl="2" w:tentative="1">
+      <w:start w:val="1"/>
+      <w:numFmt w:val="bullet"/>
+      <w:lvlText w:val=""/>
+      <w:lvlJc w:val="left"/>
+      <w:pPr>
+        <w:tabs>
+          <w:tab w:val="num" w:pos="2160"/>
+        </w:tabs>
+        <w:ind w:left="2160" w:hanging="360"/>
+      </w:pPr>
+      <w:rPr>
+        <w:rFonts w:ascii="Wingdings" w:hAnsi="Wingdings" w:hint="default"/>
+        <w:sz w:val="20"/>
+      </w:rPr>
+    </w:lvl>
+    <w:lvl w:ilvl="3" w:tentative="1">
+      <w:start w:val="1"/>
+      <w:numFmt w:val="bullet"/>
+      <w:lvlText w:val=""/>
+      <w:lvlJc w:val="left"/>
+      <w:pPr>
+        <w:tabs>
+          <w:tab w:val="num" w:pos="2880"/>
+        </w:tabs>
+        <w:ind w:left="2880" w:hanging="360"/>
+      </w:pPr>
+      <w:rPr>
+        <w:rFonts w:ascii="Wingdings" w:hAnsi="Wingdings" w:hint="default"/>
+        <w:sz w:val="20"/>
+      </w:rPr>
+    </w:lvl>
+    <w:lvl w:ilvl="4" w:tentative="1">
+      <w:start w:val="1"/>
+      <w:numFmt w:val="bullet"/>
+      <w:lvlText w:val=""/>
+      <w:lvlJc w:val="left"/>
+      <w:pPr>
+        <w:tabs>
+          <w:tab w:val="num" w:pos="3600"/>
+        </w:tabs>
+        <w:ind w:left="3600" w:hanging="360"/>
+      </w:pPr>
+      <w:rPr>
+        <w:rFonts w:ascii="Wingdings" w:hAnsi="Wingdings" w:hint="default"/>
+        <w:sz w:val="20"/>
+      </w:rPr>
+    </w:lvl>
+    <w:lvl w:ilvl="5" w:tentative="1">
+      <w:start w:val="1"/>
+      <w:numFmt w:val="bullet"/>
+      <w:lvlText w:val=""/>
+      <w:lvlJc w:val="left"/>
+      <w:pPr>
+        <w:tabs>
+          <w:tab w:val="num" w:pos="4320"/>
+        </w:tabs>
+        <w:ind w:left="4320" w:hanging="360"/>
+      </w:pPr>
+      <w:rPr>
+        <w:rFonts w:ascii="Wingdings" w:hAnsi="Wingdings" w:hint="default"/>
+        <w:sz w:val="20"/>
+      </w:rPr>
+    </w:lvl>
+    <w:lvl w:ilvl="6" w:tentative="1">
+      <w:start w:val="1"/>
+      <w:numFmt w:val="bullet"/>
+      <w:lvlText w:val=""/>
+      <w:lvlJc w:val="left"/>
+      <w:pPr>
+        <w:tabs>
+          <w:tab w:val="num" w:pos="5040"/>
+        </w:tabs>
+        <w:ind w:left="5040" w:hanging="360"/>
+      </w:pPr>
+      <w:rPr>
+        <w:rFonts w:ascii="Wingdings" w:hAnsi="Wingdings" w:hint="default"/>
+        <w:sz w:val="20"/>
+      </w:rPr>
+    </w:lvl>
+    <w:lvl w:ilvl="7" w:tentative="1">
+      <w:start w:val="1"/>
+      <w:numFmt w:val="bullet"/>
+      <w:lvlText w:val=""/>
+      <w:lvlJc w:val="left"/>
+      <w:pPr>
+        <w:tabs>
+          <w:tab w:val="num" w:pos="5760"/>
+        </w:tabs>
+        <w:ind w:left="5760" w:hanging="360"/>
+      </w:pPr>
+      <w:rPr>
+        <w:rFonts w:ascii="Wingdings" w:hAnsi="Wingdings" w:hint="default"/>
+        <w:sz w:val="20"/>
+      </w:rPr>
+    </w:lvl>
+    <w:lvl w:ilvl="8" w:tentative="1">
+      <w:start w:val="1"/>
+      <w:numFmt w:val="bullet"/>
+      <w:lvlText w:val=""/>
+      <w:lvlJc w:val="left"/>
+      <w:pPr>
+        <w:tabs>
+          <w:tab w:val="num" w:pos="6480"/>
+        </w:tabs>
+        <w:ind w:left="6480" w:hanging="360"/>
+      </w:pPr>
+      <w:rPr>
+        <w:rFonts w:ascii="Wingdings" w:hAnsi="Wingdings" w:hint="default"/>
+        <w:sz w:val="20"/>
+      </w:rPr>
+    </w:lvl>
+  </w:abstractNum>
+  <w:abstractNum w:abstractNumId="12" w15:restartNumberingAfterBreak="0">
+    <w:nsid w:val="44FE0204"/>
+    <w:multiLevelType w:val="multilevel"/>
+    <w:tmpl w:val="1DBE8BE8"/>
+    <w:lvl w:ilvl="0">
+      <w:start w:val="1"/>
+      <w:numFmt w:val="bullet"/>
+      <w:lvlText w:val=""/>
+      <w:lvlJc w:val="left"/>
+      <w:pPr>
+        <w:tabs>
+          <w:tab w:val="num" w:pos="720"/>
+        </w:tabs>
+        <w:ind w:left="720" w:hanging="360"/>
+      </w:pPr>
+      <w:rPr>
+        <w:rFonts w:ascii="Symbol" w:hAnsi="Symbol" w:hint="default"/>
+        <w:sz w:val="20"/>
+      </w:rPr>
+    </w:lvl>
+    <w:lvl w:ilvl="1" w:tentative="1">
+      <w:start w:val="1"/>
+      <w:numFmt w:val="bullet"/>
+      <w:lvlText w:val="o"/>
+      <w:lvlJc w:val="left"/>
+      <w:pPr>
+        <w:tabs>
+          <w:tab w:val="num" w:pos="1440"/>
+        </w:tabs>
+        <w:ind w:left="1440" w:hanging="360"/>
+      </w:pPr>
+      <w:rPr>
+        <w:rFonts w:ascii="Courier New" w:hAnsi="Courier New" w:hint="default"/>
+        <w:sz w:val="20"/>
+      </w:rPr>
+    </w:lvl>
+    <w:lvl w:ilvl="2" w:tentative="1">
+      <w:start w:val="1"/>
+      <w:numFmt w:val="bullet"/>
+      <w:lvlText w:val=""/>
+      <w:lvlJc w:val="left"/>
+      <w:pPr>
+        <w:tabs>
+          <w:tab w:val="num" w:pos="2160"/>
+        </w:tabs>
+        <w:ind w:left="2160" w:hanging="360"/>
+      </w:pPr>
+      <w:rPr>
+        <w:rFonts w:ascii="Wingdings" w:hAnsi="Wingdings" w:hint="default"/>
+        <w:sz w:val="20"/>
+      </w:rPr>
+    </w:lvl>
+    <w:lvl w:ilvl="3" w:tentative="1">
+      <w:start w:val="1"/>
+      <w:numFmt w:val="bullet"/>
+      <w:lvlText w:val=""/>
+      <w:lvlJc w:val="left"/>
+      <w:pPr>
+        <w:tabs>
+          <w:tab w:val="num" w:pos="2880"/>
+        </w:tabs>
+        <w:ind w:left="2880" w:hanging="360"/>
+      </w:pPr>
+      <w:rPr>
+        <w:rFonts w:ascii="Wingdings" w:hAnsi="Wingdings" w:hint="default"/>
+        <w:sz w:val="20"/>
+      </w:rPr>
+    </w:lvl>
+    <w:lvl w:ilvl="4" w:tentative="1">
+      <w:start w:val="1"/>
+      <w:numFmt w:val="bullet"/>
+      <w:lvlText w:val=""/>
+      <w:lvlJc w:val="left"/>
+      <w:pPr>
+        <w:tabs>
+          <w:tab w:val="num" w:pos="3600"/>
+        </w:tabs>
+        <w:ind w:left="3600" w:hanging="360"/>
+      </w:pPr>
+      <w:rPr>
+        <w:rFonts w:ascii="Wingdings" w:hAnsi="Wingdings" w:hint="default"/>
+        <w:sz w:val="20"/>
+      </w:rPr>
+    </w:lvl>
+    <w:lvl w:ilvl="5" w:tentative="1">
+      <w:start w:val="1"/>
+      <w:numFmt w:val="bullet"/>
+      <w:lvlText w:val=""/>
+      <w:lvlJc w:val="left"/>
+      <w:pPr>
+        <w:tabs>
+          <w:tab w:val="num" w:pos="4320"/>
+        </w:tabs>
+        <w:ind w:left="4320" w:hanging="360"/>
+      </w:pPr>
+      <w:rPr>
+        <w:rFonts w:ascii="Wingdings" w:hAnsi="Wingdings" w:hint="default"/>
+        <w:sz w:val="20"/>
+      </w:rPr>
+    </w:lvl>
+    <w:lvl w:ilvl="6" w:tentative="1">
+      <w:start w:val="1"/>
+      <w:numFmt w:val="bullet"/>
+      <w:lvlText w:val=""/>
+      <w:lvlJc w:val="left"/>
+      <w:pPr>
+        <w:tabs>
+          <w:tab w:val="num" w:pos="5040"/>
+        </w:tabs>
+        <w:ind w:left="5040" w:hanging="360"/>
+      </w:pPr>
+      <w:rPr>
+        <w:rFonts w:ascii="Wingdings" w:hAnsi="Wingdings" w:hint="default"/>
+        <w:sz w:val="20"/>
+      </w:rPr>
+    </w:lvl>
+    <w:lvl w:ilvl="7" w:tentative="1">
+      <w:start w:val="1"/>
+      <w:numFmt w:val="bullet"/>
+      <w:lvlText w:val=""/>
+      <w:lvlJc w:val="left"/>
+      <w:pPr>
+        <w:tabs>
+          <w:tab w:val="num" w:pos="5760"/>
+        </w:tabs>
+        <w:ind w:left="5760" w:hanging="360"/>
+      </w:pPr>
+      <w:rPr>
+        <w:rFonts w:ascii="Wingdings" w:hAnsi="Wingdings" w:hint="default"/>
+        <w:sz w:val="20"/>
+      </w:rPr>
+    </w:lvl>
+    <w:lvl w:ilvl="8" w:tentative="1">
+      <w:start w:val="1"/>
+      <w:numFmt w:val="bullet"/>
+      <w:lvlText w:val=""/>
+      <w:lvlJc w:val="left"/>
+      <w:pPr>
+        <w:tabs>
+          <w:tab w:val="num" w:pos="6480"/>
+        </w:tabs>
+        <w:ind w:left="6480" w:hanging="360"/>
+      </w:pPr>
+      <w:rPr>
+        <w:rFonts w:ascii="Wingdings" w:hAnsi="Wingdings" w:hint="default"/>
+        <w:sz w:val="20"/>
+      </w:rPr>
+    </w:lvl>
+  </w:abstractNum>
+  <w:abstractNum w:abstractNumId="13" w15:restartNumberingAfterBreak="0">
+    <w:nsid w:val="4F08230D"/>
+    <w:multiLevelType w:val="multilevel"/>
+    <w:tmpl w:val="C122F1B8"/>
+    <w:lvl w:ilvl="0">
+      <w:start w:val="1"/>
+      <w:numFmt w:val="bullet"/>
+      <w:lvlText w:val=""/>
+      <w:lvlJc w:val="left"/>
+      <w:pPr>
+        <w:tabs>
+          <w:tab w:val="num" w:pos="720"/>
+        </w:tabs>
+        <w:ind w:left="720" w:hanging="360"/>
+      </w:pPr>
+      <w:rPr>
+        <w:rFonts w:ascii="Symbol" w:hAnsi="Symbol" w:hint="default"/>
+        <w:sz w:val="20"/>
+      </w:rPr>
+    </w:lvl>
+    <w:lvl w:ilvl="1" w:tentative="1">
+      <w:start w:val="1"/>
+      <w:numFmt w:val="bullet"/>
+      <w:lvlText w:val="o"/>
+      <w:lvlJc w:val="left"/>
+      <w:pPr>
+        <w:tabs>
+          <w:tab w:val="num" w:pos="1440"/>
+        </w:tabs>
+        <w:ind w:left="1440" w:hanging="360"/>
+      </w:pPr>
+      <w:rPr>
+        <w:rFonts w:ascii="Courier New" w:hAnsi="Courier New" w:hint="default"/>
+        <w:sz w:val="20"/>
+      </w:rPr>
+    </w:lvl>
+    <w:lvl w:ilvl="2" w:tentative="1">
+      <w:start w:val="1"/>
+      <w:numFmt w:val="bullet"/>
+      <w:lvlText w:val=""/>
+      <w:lvlJc w:val="left"/>
+      <w:pPr>
+        <w:tabs>
+          <w:tab w:val="num" w:pos="2160"/>
+        </w:tabs>
+        <w:ind w:left="2160" w:hanging="360"/>
+      </w:pPr>
+      <w:rPr>
+        <w:rFonts w:ascii="Wingdings" w:hAnsi="Wingdings" w:hint="default"/>
+        <w:sz w:val="20"/>
+      </w:rPr>
+    </w:lvl>
+    <w:lvl w:ilvl="3" w:tentative="1">
+      <w:start w:val="1"/>
+      <w:numFmt w:val="bullet"/>
+      <w:lvlText w:val=""/>
+      <w:lvlJc w:val="left"/>
+      <w:pPr>
+        <w:tabs>
+          <w:tab w:val="num" w:pos="2880"/>
+        </w:tabs>
+        <w:ind w:left="2880" w:hanging="360"/>
+      </w:pPr>
+      <w:rPr>
+        <w:rFonts w:ascii="Wingdings" w:hAnsi="Wingdings" w:hint="default"/>
+        <w:sz w:val="20"/>
+      </w:rPr>
+    </w:lvl>
+    <w:lvl w:ilvl="4" w:tentative="1">
+      <w:start w:val="1"/>
+      <w:numFmt w:val="bullet"/>
+      <w:lvlText w:val=""/>
+      <w:lvlJc w:val="left"/>
+      <w:pPr>
+        <w:tabs>
+          <w:tab w:val="num" w:pos="3600"/>
+        </w:tabs>
+        <w:ind w:left="3600" w:hanging="360"/>
+      </w:pPr>
+      <w:rPr>
+        <w:rFonts w:ascii="Wingdings" w:hAnsi="Wingdings" w:hint="default"/>
+        <w:sz w:val="20"/>
+      </w:rPr>
+    </w:lvl>
+    <w:lvl w:ilvl="5" w:tentative="1">
+      <w:start w:val="1"/>
+      <w:numFmt w:val="bullet"/>
+      <w:lvlText w:val=""/>
+      <w:lvlJc w:val="left"/>
+      <w:pPr>
+        <w:tabs>
+          <w:tab w:val="num" w:pos="4320"/>
+        </w:tabs>
+        <w:ind w:left="4320" w:hanging="360"/>
+      </w:pPr>
+      <w:rPr>
+        <w:rFonts w:ascii="Wingdings" w:hAnsi="Wingdings" w:hint="default"/>
+        <w:sz w:val="20"/>
+      </w:rPr>
+    </w:lvl>
+    <w:lvl w:ilvl="6" w:tentative="1">
+      <w:start w:val="1"/>
+      <w:numFmt w:val="bullet"/>
+      <w:lvlText w:val=""/>
+      <w:lvlJc w:val="left"/>
+      <w:pPr>
+        <w:tabs>
+          <w:tab w:val="num" w:pos="5040"/>
+        </w:tabs>
+        <w:ind w:left="5040" w:hanging="360"/>
+      </w:pPr>
+      <w:rPr>
+        <w:rFonts w:ascii="Wingdings" w:hAnsi="Wingdings" w:hint="default"/>
+        <w:sz w:val="20"/>
+      </w:rPr>
+    </w:lvl>
+    <w:lvl w:ilvl="7" w:tentative="1">
+      <w:start w:val="1"/>
+      <w:numFmt w:val="bullet"/>
+      <w:lvlText w:val=""/>
+      <w:lvlJc w:val="left"/>
+      <w:pPr>
+        <w:tabs>
+          <w:tab w:val="num" w:pos="5760"/>
+        </w:tabs>
+        <w:ind w:left="5760" w:hanging="360"/>
+      </w:pPr>
+      <w:rPr>
+        <w:rFonts w:ascii="Wingdings" w:hAnsi="Wingdings" w:hint="default"/>
+        <w:sz w:val="20"/>
+      </w:rPr>
+    </w:lvl>
+    <w:lvl w:ilvl="8" w:tentative="1">
+      <w:start w:val="1"/>
+      <w:numFmt w:val="bullet"/>
+      <w:lvlText w:val=""/>
+      <w:lvlJc w:val="left"/>
+      <w:pPr>
+        <w:tabs>
+          <w:tab w:val="num" w:pos="6480"/>
+        </w:tabs>
+        <w:ind w:left="6480" w:hanging="360"/>
+      </w:pPr>
+      <w:rPr>
+        <w:rFonts w:ascii="Wingdings" w:hAnsi="Wingdings" w:hint="default"/>
+        <w:sz w:val="20"/>
+      </w:rPr>
+    </w:lvl>
+  </w:abstractNum>
+  <w:abstractNum w:abstractNumId="14" w15:restartNumberingAfterBreak="0">
+    <w:nsid w:val="748318DA"/>
+    <w:multiLevelType w:val="multilevel"/>
+    <w:tmpl w:val="3D9AC594"/>
+    <w:lvl w:ilvl="0">
+      <w:start w:val="1"/>
+      <w:numFmt w:val="bullet"/>
+      <w:lvlText w:val=""/>
+      <w:lvlJc w:val="left"/>
+      <w:pPr>
+        <w:tabs>
+          <w:tab w:val="num" w:pos="720"/>
+        </w:tabs>
+        <w:ind w:left="720" w:hanging="360"/>
+      </w:pPr>
+      <w:rPr>
+        <w:rFonts w:ascii="Symbol" w:hAnsi="Symbol" w:hint="default"/>
+        <w:sz w:val="20"/>
+      </w:rPr>
+    </w:lvl>
+    <w:lvl w:ilvl="1" w:tentative="1">
+      <w:start w:val="1"/>
+      <w:numFmt w:val="bullet"/>
+      <w:lvlText w:val="o"/>
+      <w:lvlJc w:val="left"/>
+      <w:pPr>
+        <w:tabs>
+          <w:tab w:val="num" w:pos="1440"/>
+        </w:tabs>
+        <w:ind w:left="1440" w:hanging="360"/>
+      </w:pPr>
+      <w:rPr>
+        <w:rFonts w:ascii="Courier New" w:hAnsi="Courier New" w:hint="default"/>
+        <w:sz w:val="20"/>
+      </w:rPr>
+    </w:lvl>
+    <w:lvl w:ilvl="2" w:tentative="1">
+      <w:start w:val="1"/>
+      <w:numFmt w:val="bullet"/>
+      <w:lvlText w:val=""/>
+      <w:lvlJc w:val="left"/>
+      <w:pPr>
+        <w:tabs>
+          <w:tab w:val="num" w:pos="2160"/>
+        </w:tabs>
+        <w:ind w:left="2160" w:hanging="360"/>
+      </w:pPr>
+      <w:rPr>
+        <w:rFonts w:ascii="Wingdings" w:hAnsi="Wingdings" w:hint="default"/>
+        <w:sz w:val="20"/>
+      </w:rPr>
+    </w:lvl>
+    <w:lvl w:ilvl="3" w:tentative="1">
+      <w:start w:val="1"/>
+      <w:numFmt w:val="bullet"/>
+      <w:lvlText w:val=""/>
+      <w:lvlJc w:val="left"/>
+      <w:pPr>
+        <w:tabs>
+          <w:tab w:val="num" w:pos="2880"/>
+        </w:tabs>
+        <w:ind w:left="2880" w:hanging="360"/>
+      </w:pPr>
+      <w:rPr>
+        <w:rFonts w:ascii="Wingdings" w:hAnsi="Wingdings" w:hint="default"/>
+        <w:sz w:val="20"/>
+      </w:rPr>
+    </w:lvl>
+    <w:lvl w:ilvl="4" w:tentative="1">
+      <w:start w:val="1"/>
+      <w:numFmt w:val="bullet"/>
+      <w:lvlText w:val=""/>
+      <w:lvlJc w:val="left"/>
+      <w:pPr>
+        <w:tabs>
+          <w:tab w:val="num" w:pos="3600"/>
+        </w:tabs>
+        <w:ind w:left="3600" w:hanging="360"/>
+      </w:pPr>
+      <w:rPr>
+        <w:rFonts w:ascii="Wingdings" w:hAnsi="Wingdings" w:hint="default"/>
+        <w:sz w:val="20"/>
+      </w:rPr>
+    </w:lvl>
+    <w:lvl w:ilvl="5" w:tentative="1">
+      <w:start w:val="1"/>
+      <w:numFmt w:val="bullet"/>
+      <w:lvlText w:val=""/>
+      <w:lvlJc w:val="left"/>
+      <w:pPr>
+        <w:tabs>
+          <w:tab w:val="num" w:pos="4320"/>
+        </w:tabs>
+        <w:ind w:left="4320" w:hanging="360"/>
+      </w:pPr>
+      <w:rPr>
+        <w:rFonts w:ascii="Wingdings" w:hAnsi="Wingdings" w:hint="default"/>
+        <w:sz w:val="20"/>
+      </w:rPr>
+    </w:lvl>
+    <w:lvl w:ilvl="6" w:tentative="1">
+      <w:start w:val="1"/>
+      <w:numFmt w:val="bullet"/>
+      <w:lvlText w:val=""/>
+      <w:lvlJc w:val="left"/>
+      <w:pPr>
+        <w:tabs>
+          <w:tab w:val="num" w:pos="5040"/>
+        </w:tabs>
+        <w:ind w:left="5040" w:hanging="360"/>
+      </w:pPr>
+      <w:rPr>
+        <w:rFonts w:ascii="Wingdings" w:hAnsi="Wingdings" w:hint="default"/>
+        <w:sz w:val="20"/>
+      </w:rPr>
+    </w:lvl>
+    <w:lvl w:ilvl="7" w:tentative="1">
+      <w:start w:val="1"/>
+      <w:numFmt w:val="bullet"/>
+      <w:lvlText w:val=""/>
+      <w:lvlJc w:val="left"/>
+      <w:pPr>
+        <w:tabs>
+          <w:tab w:val="num" w:pos="5760"/>
+        </w:tabs>
+        <w:ind w:left="5760" w:hanging="360"/>
+      </w:pPr>
+      <w:rPr>
+        <w:rFonts w:ascii="Wingdings" w:hAnsi="Wingdings" w:hint="default"/>
+        <w:sz w:val="20"/>
+      </w:rPr>
+    </w:lvl>
+    <w:lvl w:ilvl="8" w:tentative="1">
+      <w:start w:val="1"/>
+      <w:numFmt w:val="bullet"/>
+      <w:lvlText w:val=""/>
+      <w:lvlJc w:val="left"/>
+      <w:pPr>
+        <w:tabs>
+          <w:tab w:val="num" w:pos="6480"/>
+        </w:tabs>
+        <w:ind w:left="6480" w:hanging="360"/>
+      </w:pPr>
+      <w:rPr>
+        <w:rFonts w:ascii="Wingdings" w:hAnsi="Wingdings" w:hint="default"/>
+        <w:sz w:val="20"/>
+      </w:rPr>
+    </w:lvl>
+  </w:abstractNum>
+  <w:abstractNum w:abstractNumId="15" w15:restartNumberingAfterBreak="0">
+    <w:nsid w:val="76741A75"/>
+    <w:multiLevelType w:val="multilevel"/>
+    <w:tmpl w:val="73BC9706"/>
+    <w:lvl w:ilvl="0">
+      <w:start w:val="1"/>
+      <w:numFmt w:val="bullet"/>
+      <w:lvlText w:val=""/>
+      <w:lvlJc w:val="left"/>
+      <w:pPr>
+        <w:tabs>
+          <w:tab w:val="num" w:pos="720"/>
+        </w:tabs>
+        <w:ind w:left="720" w:hanging="360"/>
+      </w:pPr>
+      <w:rPr>
+        <w:rFonts w:ascii="Symbol" w:hAnsi="Symbol" w:hint="default"/>
+        <w:sz w:val="20"/>
+      </w:rPr>
+    </w:lvl>
+    <w:lvl w:ilvl="1" w:tentative="1">
+      <w:start w:val="1"/>
+      <w:numFmt w:val="bullet"/>
+      <w:lvlText w:val="o"/>
+      <w:lvlJc w:val="left"/>
+      <w:pPr>
+        <w:tabs>
+          <w:tab w:val="num" w:pos="1440"/>
+        </w:tabs>
+        <w:ind w:left="1440" w:hanging="360"/>
+      </w:pPr>
+      <w:rPr>
+        <w:rFonts w:ascii="Courier New" w:hAnsi="Courier New" w:hint="default"/>
+        <w:sz w:val="20"/>
+      </w:rPr>
+    </w:lvl>
+    <w:lvl w:ilvl="2" w:tentative="1">
+      <w:start w:val="1"/>
+      <w:numFmt w:val="bullet"/>
+      <w:lvlText w:val=""/>
+      <w:lvlJc w:val="left"/>
+      <w:pPr>
+        <w:tabs>
+          <w:tab w:val="num" w:pos="2160"/>
+        </w:tabs>
+        <w:ind w:left="2160" w:hanging="360"/>
+      </w:pPr>
+      <w:rPr>
+        <w:rFonts w:ascii="Wingdings" w:hAnsi="Wingdings" w:hint="default"/>
+        <w:sz w:val="20"/>
+      </w:rPr>
+    </w:lvl>
+    <w:lvl w:ilvl="3" w:tentative="1">
+      <w:start w:val="1"/>
+      <w:numFmt w:val="bullet"/>
+      <w:lvlText w:val=""/>
+      <w:lvlJc w:val="left"/>
+      <w:pPr>
+        <w:tabs>
+          <w:tab w:val="num" w:pos="2880"/>
+        </w:tabs>
+        <w:ind w:left="2880" w:hanging="360"/>
+      </w:pPr>
+      <w:rPr>
+        <w:rFonts w:ascii="Wingdings" w:hAnsi="Wingdings" w:hint="default"/>
+        <w:sz w:val="20"/>
+      </w:rPr>
+    </w:lvl>
+    <w:lvl w:ilvl="4" w:tentative="1">
+      <w:start w:val="1"/>
+      <w:numFmt w:val="bullet"/>
+      <w:lvlText w:val=""/>
+      <w:lvlJc w:val="left"/>
+      <w:pPr>
+        <w:tabs>
+          <w:tab w:val="num" w:pos="3600"/>
+        </w:tabs>
+        <w:ind w:left="3600" w:hanging="360"/>
+      </w:pPr>
+      <w:rPr>
+        <w:rFonts w:ascii="Wingdings" w:hAnsi="Wingdings" w:hint="default"/>
+        <w:sz w:val="20"/>
+      </w:rPr>
+    </w:lvl>
+    <w:lvl w:ilvl="5" w:tentative="1">
+      <w:start w:val="1"/>
+      <w:numFmt w:val="bullet"/>
+      <w:lvlText w:val=""/>
+      <w:lvlJc w:val="left"/>
+      <w:pPr>
+        <w:tabs>
+          <w:tab w:val="num" w:pos="4320"/>
+        </w:tabs>
+        <w:ind w:left="4320" w:hanging="360"/>
+      </w:pPr>
+      <w:rPr>
+        <w:rFonts w:ascii="Wingdings" w:hAnsi="Wingdings" w:hint="default"/>
+        <w:sz w:val="20"/>
+      </w:rPr>
+    </w:lvl>
+    <w:lvl w:ilvl="6" w:tentative="1">
+      <w:start w:val="1"/>
+      <w:numFmt w:val="bullet"/>
+      <w:lvlText w:val=""/>
+      <w:lvlJc w:val="left"/>
+      <w:pPr>
+        <w:tabs>
+          <w:tab w:val="num" w:pos="5040"/>
+        </w:tabs>
+        <w:ind w:left="5040" w:hanging="360"/>
+      </w:pPr>
+      <w:rPr>
+        <w:rFonts w:ascii="Wingdings" w:hAnsi="Wingdings" w:hint="default"/>
+        <w:sz w:val="20"/>
+      </w:rPr>
+    </w:lvl>
+    <w:lvl w:ilvl="7" w:tentative="1">
+      <w:start w:val="1"/>
+      <w:numFmt w:val="bullet"/>
+      <w:lvlText w:val=""/>
+      <w:lvlJc w:val="left"/>
+      <w:pPr>
+        <w:tabs>
+          <w:tab w:val="num" w:pos="5760"/>
+        </w:tabs>
+        <w:ind w:left="5760" w:hanging="360"/>
+      </w:pPr>
+      <w:rPr>
+        <w:rFonts w:ascii="Wingdings" w:hAnsi="Wingdings" w:hint="default"/>
+        <w:sz w:val="20"/>
+      </w:rPr>
+    </w:lvl>
+    <w:lvl w:ilvl="8" w:tentative="1">
+      <w:start w:val="1"/>
+      <w:numFmt w:val="bullet"/>
+      <w:lvlText w:val=""/>
+      <w:lvlJc w:val="left"/>
+      <w:pPr>
+        <w:tabs>
+          <w:tab w:val="num" w:pos="6480"/>
+        </w:tabs>
+        <w:ind w:left="6480" w:hanging="360"/>
+      </w:pPr>
+      <w:rPr>
+        <w:rFonts w:ascii="Wingdings" w:hAnsi="Wingdings" w:hint="default"/>
+        <w:sz w:val="20"/>
+      </w:rPr>
+    </w:lvl>
+  </w:abstractNum>
+  <w:abstractNum w:abstractNumId="16" w15:restartNumberingAfterBreak="0">
+    <w:nsid w:val="7F6F240B"/>
+    <w:multiLevelType w:val="multilevel"/>
+    <w:tmpl w:val="0A56EDB4"/>
+    <w:lvl w:ilvl="0">
+      <w:start w:val="1"/>
+      <w:numFmt w:val="bullet"/>
+      <w:lvlText w:val=""/>
+      <w:lvlJc w:val="left"/>
+      <w:pPr>
+        <w:tabs>
+          <w:tab w:val="num" w:pos="720"/>
+        </w:tabs>
+        <w:ind w:left="720" w:hanging="360"/>
+      </w:pPr>
+      <w:rPr>
+        <w:rFonts w:ascii="Symbol" w:hAnsi="Symbol" w:hint="default"/>
+        <w:sz w:val="20"/>
+      </w:rPr>
+    </w:lvl>
+    <w:lvl w:ilvl="1" w:tentative="1">
+      <w:start w:val="1"/>
+      <w:numFmt w:val="bullet"/>
+      <w:lvlText w:val="o"/>
+      <w:lvlJc w:val="left"/>
+      <w:pPr>
+        <w:tabs>
+          <w:tab w:val="num" w:pos="1440"/>
+        </w:tabs>
+        <w:ind w:left="1440" w:hanging="360"/>
+      </w:pPr>
+      <w:rPr>
+        <w:rFonts w:ascii="Courier New" w:hAnsi="Courier New" w:hint="default"/>
+        <w:sz w:val="20"/>
+      </w:rPr>
+    </w:lvl>
+    <w:lvl w:ilvl="2" w:tentative="1">
+      <w:start w:val="1"/>
+      <w:numFmt w:val="bullet"/>
+      <w:lvlText w:val=""/>
+      <w:lvlJc w:val="left"/>
+      <w:pPr>
+        <w:tabs>
+          <w:tab w:val="num" w:pos="2160"/>
+        </w:tabs>
+        <w:ind w:left="2160" w:hanging="360"/>
+      </w:pPr>
+      <w:rPr>
+        <w:rFonts w:ascii="Wingdings" w:hAnsi="Wingdings" w:hint="default"/>
+        <w:sz w:val="20"/>
+      </w:rPr>
+    </w:lvl>
+    <w:lvl w:ilvl="3" w:tentative="1">
+      <w:start w:val="1"/>
+      <w:numFmt w:val="bullet"/>
+      <w:lvlText w:val=""/>
+      <w:lvlJc w:val="left"/>
+      <w:pPr>
+        <w:tabs>
+          <w:tab w:val="num" w:pos="2880"/>
+        </w:tabs>
+        <w:ind w:left="2880" w:hanging="360"/>
+      </w:pPr>
+      <w:rPr>
+        <w:rFonts w:ascii="Wingdings" w:hAnsi="Wingdings" w:hint="default"/>
+        <w:sz w:val="20"/>
+      </w:rPr>
+    </w:lvl>
+    <w:lvl w:ilvl="4" w:tentative="1">
+      <w:start w:val="1"/>
+      <w:numFmt w:val="bullet"/>
+      <w:lvlText w:val=""/>
+      <w:lvlJc w:val="left"/>
+      <w:pPr>
+        <w:tabs>
+          <w:tab w:val="num" w:pos="3600"/>
+        </w:tabs>
+        <w:ind w:left="3600" w:hanging="360"/>
+      </w:pPr>
+      <w:rPr>
+        <w:rFonts w:ascii="Wingdings" w:hAnsi="Wingdings" w:hint="default"/>
+        <w:sz w:val="20"/>
+      </w:rPr>
+    </w:lvl>
+    <w:lvl w:ilvl="5" w:tentative="1">
+      <w:start w:val="1"/>
+      <w:numFmt w:val="bullet"/>
+      <w:lvlText w:val=""/>
+      <w:lvlJc w:val="left"/>
+      <w:pPr>
+        <w:tabs>
+          <w:tab w:val="num" w:pos="4320"/>
+        </w:tabs>
+        <w:ind w:left="4320" w:hanging="360"/>
+      </w:pPr>
+      <w:rPr>
+        <w:rFonts w:ascii="Wingdings" w:hAnsi="Wingdings" w:hint="default"/>
+        <w:sz w:val="20"/>
+      </w:rPr>
+    </w:lvl>
+    <w:lvl w:ilvl="6" w:tentative="1">
+      <w:start w:val="1"/>
+      <w:numFmt w:val="bullet"/>
+      <w:lvlText w:val=""/>
+      <w:lvlJc w:val="left"/>
+      <w:pPr>
+        <w:tabs>
+          <w:tab w:val="num" w:pos="5040"/>
+        </w:tabs>
+        <w:ind w:left="5040" w:hanging="360"/>
+      </w:pPr>
+      <w:rPr>
+        <w:rFonts w:ascii="Wingdings" w:hAnsi="Wingdings" w:hint="default"/>
+        <w:sz w:val="20"/>
+      </w:rPr>
+    </w:lvl>
+    <w:lvl w:ilvl="7" w:tentative="1">
+      <w:start w:val="1"/>
+      <w:numFmt w:val="bullet"/>
+      <w:lvlText w:val=""/>
+      <w:lvlJc w:val="left"/>
+      <w:pPr>
+        <w:tabs>
+          <w:tab w:val="num" w:pos="5760"/>
+        </w:tabs>
+        <w:ind w:left="5760" w:hanging="360"/>
+      </w:pPr>
+      <w:rPr>
+        <w:rFonts w:ascii="Wingdings" w:hAnsi="Wingdings" w:hint="default"/>
+        <w:sz w:val="20"/>
+      </w:rPr>
+    </w:lvl>
+    <w:lvl w:ilvl="8" w:tentative="1">
+      <w:start w:val="1"/>
+      <w:numFmt w:val="bullet"/>
+      <w:lvlText w:val=""/>
+      <w:lvlJc w:val="left"/>
+      <w:pPr>
+        <w:tabs>
+          <w:tab w:val="num" w:pos="6480"/>
+        </w:tabs>
+        <w:ind w:left="6480" w:hanging="360"/>
+      </w:pPr>
+      <w:rPr>
+        <w:rFonts w:ascii="Wingdings" w:hAnsi="Wingdings" w:hint="default"/>
+        <w:sz w:val="20"/>
+      </w:rPr>
+    </w:lvl>
+  </w:abstractNum>
+  <w:num w:numId="1" w16cid:durableId="1807817433">
+    <w:abstractNumId w:val="8"/>
+  </w:num>
+  <w:num w:numId="2" w16cid:durableId="136916514">
+    <w:abstractNumId w:val="0"/>
+  </w:num>
+  <w:num w:numId="3" w16cid:durableId="1495073309">
+    <w:abstractNumId w:val="5"/>
+  </w:num>
+  <w:num w:numId="4" w16cid:durableId="1159081914">
+    <w:abstractNumId w:val="10"/>
+  </w:num>
+  <w:num w:numId="5" w16cid:durableId="67847239">
+    <w:abstractNumId w:val="7"/>
+  </w:num>
+  <w:num w:numId="6" w16cid:durableId="676495245">
+    <w:abstractNumId w:val="9"/>
+  </w:num>
+  <w:num w:numId="7" w16cid:durableId="1220701624">
+    <w:abstractNumId w:val="4"/>
+  </w:num>
+  <w:num w:numId="8" w16cid:durableId="1966080382">
+    <w:abstractNumId w:val="2"/>
+  </w:num>
+  <w:num w:numId="9" w16cid:durableId="437995244">
+    <w:abstractNumId w:val="15"/>
+  </w:num>
+  <w:num w:numId="10" w16cid:durableId="867452587">
+    <w:abstractNumId w:val="1"/>
+  </w:num>
+  <w:num w:numId="11" w16cid:durableId="148980303">
+    <w:abstractNumId w:val="11"/>
+  </w:num>
+  <w:num w:numId="12" w16cid:durableId="2058553315">
+    <w:abstractNumId w:val="6"/>
+  </w:num>
+  <w:num w:numId="13" w16cid:durableId="1451824011">
+    <w:abstractNumId w:val="13"/>
+  </w:num>
+  <w:num w:numId="14" w16cid:durableId="428700848">
+    <w:abstractNumId w:val="14"/>
+  </w:num>
+  <w:num w:numId="15" w16cid:durableId="1826431951">
+    <w:abstractNumId w:val="12"/>
+  </w:num>
+  <w:num w:numId="16" w16cid:durableId="1537085504">
+    <w:abstractNumId w:val="16"/>
+  </w:num>
+  <w:num w:numId="17" w16cid:durableId="120193637">
+    <w:abstractNumId w:val="3"/>
+  </w:num>
+</w:numbering>
 </file>
 
 <file path=word/styles.xml><?xml version="1.0" encoding="utf-8"?>
@@ -975,7 +5467,7 @@
   <w:style w:type="paragraph" w:default="1" w:styleId="Normal">
     <w:name w:val="Normal"/>
     <w:qFormat/>
-    <w:rsid w:val="00FF5E32"/>
+    <w:rsid w:val="00582510"/>
   </w:style>
   <w:style w:type="paragraph" w:styleId="Ttulo1">
     <w:name w:val="heading 1"/>
@@ -1527,6 +6019,25 @@
       <w:u w:val="single"/>
     </w:rPr>
   </w:style>
+  <w:style w:type="table" w:styleId="Tabelacomgrade">
+    <w:name w:val="Table Grid"/>
+    <w:basedOn w:val="Tabelanormal"/>
+    <w:uiPriority w:val="39"/>
+    <w:rsid w:val="00582510"/>
+    <w:pPr>
+      <w:spacing w:after="0" w:line="240" w:lineRule="auto"/>
+    </w:pPr>
+    <w:tblPr>
+      <w:tblBorders>
+        <w:top w:val="single" w:sz="4" w:space="0" w:color="auto"/>
+        <w:left w:val="single" w:sz="4" w:space="0" w:color="auto"/>
+        <w:bottom w:val="single" w:sz="4" w:space="0" w:color="auto"/>
+        <w:right w:val="single" w:sz="4" w:space="0" w:color="auto"/>
+        <w:insideH w:val="single" w:sz="4" w:space="0" w:color="auto"/>
+        <w:insideV w:val="single" w:sz="4" w:space="0" w:color="auto"/>
+      </w:tblBorders>
+    </w:tblPr>
+  </w:style>
 </w:styles>
 </file>
 
